--- a/WrittenReport.docx
+++ b/WrittenReport.docx
@@ -2,7 +2,57 @@
 <file path=word/document.xml><?xml version="1.0" encoding="utf-8"?>
 <w:document xmlns:wpc="http://schemas.microsoft.com/office/word/2010/wordprocessingCanvas" xmlns:cx="http://schemas.microsoft.com/office/drawing/2014/chartex" xmlns:cx1="http://schemas.microsoft.com/office/drawing/2015/9/8/chartex" xmlns:cx2="http://schemas.microsoft.com/office/drawing/2015/10/21/chartex" xmlns:cx3="http://schemas.microsoft.com/office/drawing/2016/5/9/chartex" xmlns:cx4="http://schemas.microsoft.com/office/drawing/2016/5/10/chartex" xmlns:cx5="http://schemas.microsoft.com/office/drawing/2016/5/11/chartex" xmlns:cx6="http://schemas.microsoft.com/office/drawing/2016/5/12/chartex" xmlns:cx7="http://schemas.microsoft.com/office/drawing/2016/5/13/chartex" xmlns:cx8="http://schemas.microsoft.com/office/drawing/2016/5/14/chartex" xmlns:mc="http://schemas.openxmlformats.org/markup-compatibility/2006" xmlns:aink="http://schemas.microsoft.com/office/drawing/2016/ink" xmlns:am3d="http://schemas.microsoft.com/office/drawing/2017/model3d" xmlns:o="urn:schemas-microsoft-com:office:office" xmlns:oel="http://schemas.microsoft.com/office/2019/extlst" xmlns:r="http://schemas.openxmlformats.org/officeDocument/2006/relationships" xmlns:m="http://schemas.openxmlformats.org/officeDocument/2006/math" xmlns:v="urn:schemas-microsoft-com:vml" xmlns:wp14="http://schemas.microsoft.com/office/word/2010/wordprocessingDrawing" xmlns:wp="http://schemas.openxmlformats.org/drawingml/2006/wordprocessingDrawing" xmlns:w10="urn:schemas-microsoft-com:office:word" xmlns:w="http://schemas.openxmlformats.org/wordprocessingml/2006/main" xmlns:w14="http://schemas.microsoft.com/office/word/2010/wordml" xmlns:w15="http://schemas.microsoft.com/office/word/2012/wordml" xmlns:w16cex="http://schemas.microsoft.com/office/word/2018/wordml/cex" xmlns:w16cid="http://schemas.microsoft.com/office/word/2016/wordml/cid" xmlns:w16="http://schemas.microsoft.com/office/word/2018/wordml" xmlns:w16du="http://schemas.microsoft.com/office/word/2023/wordml/word16du" xmlns:w16sdtdh="http://schemas.microsoft.com/office/word/2020/wordml/sdtdatahash" xmlns:w16sdtfl="http://schemas.microsoft.com/office/word/2024/wordml/sdtformatlock" xmlns:w16se="http://schemas.microsoft.com/office/word/2015/wordml/symex" xmlns:wpg="http://schemas.microsoft.com/office/word/2010/wordprocessingGroup" xmlns:wpi="http://schemas.microsoft.com/office/word/2010/wordprocessingInk" xmlns:wne="http://schemas.microsoft.com/office/word/2006/wordml" xmlns:wps="http://schemas.microsoft.com/office/word/2010/wordprocessingShape" mc:Ignorable="w14 w15 w16se w16cid w16 w16cex w16sdtdh w16sdtfl w16du wp14">
   <w:body>
-    <w:p/>
+    <w:p>
+      <w:pPr>
+        <w:rPr>
+          <w:b/>
+          <w:bCs/>
+        </w:rPr>
+      </w:pPr>
+      <w:r>
+        <w:rPr>
+          <w:b/>
+          <w:bCs/>
+        </w:rPr>
+        <w:t>Design Rationale</w:t>
+      </w:r>
+    </w:p>
+    <w:p>
+      <w:pPr>
+        <w:jc w:val="both"/>
+      </w:pPr>
+      <w:r>
+        <w:t xml:space="preserve">The </w:t>
+      </w:r>
+      <w:r>
+        <w:t xml:space="preserve">code is divided into three main classes and another supporting class. </w:t>
+      </w:r>
+    </w:p>
+    <w:p>
+      <w:pPr>
+        <w:jc w:val="both"/>
+      </w:pPr>
+      <w:r>
+        <w:t>The</w:t>
+      </w:r>
+      <w:r>
+        <w:t xml:space="preserve"> class </w:t>
+      </w:r>
+      <w:proofErr w:type="spellStart"/>
+      <w:r>
+        <w:t>CardGame</w:t>
+      </w:r>
+      <w:proofErr w:type="spellEnd"/>
+      <w:r>
+        <w:t xml:space="preserve"> </w:t>
+      </w:r>
+      <w:r>
+        <w:t xml:space="preserve">implements the other classes into a </w:t>
+      </w:r>
+      <w:r>
+        <w:t xml:space="preserve"> </w:t>
+      </w:r>
+    </w:p>
     <w:sectPr>
       <w:pgSz w:w="11906" w:h="16838"/>
       <w:pgMar w:top="1440" w:right="1440" w:bottom="1440" w:left="1440" w:header="708" w:footer="708" w:gutter="0"/>

--- a/WrittenReport.docx
+++ b/WrittenReport.docx
@@ -25,33 +25,1427 @@
         <w:t xml:space="preserve">The </w:t>
       </w:r>
       <w:r>
-        <w:t xml:space="preserve">code is divided into three main classes and another supporting class. </w:t>
-      </w:r>
-    </w:p>
-    <w:p>
-      <w:pPr>
-        <w:jc w:val="both"/>
-      </w:pPr>
+        <w:t xml:space="preserve">code </w:t>
+      </w:r>
+      <w:r>
+        <w:t xml:space="preserve">for the </w:t>
+      </w:r>
+      <w:r>
+        <w:t>exec</w:t>
+      </w:r>
+      <w:r>
+        <w:t>u</w:t>
+      </w:r>
+      <w:r>
+        <w:t>t</w:t>
+      </w:r>
+      <w:r>
+        <w:t xml:space="preserve">able </w:t>
+      </w:r>
+      <w:proofErr w:type="gramStart"/>
+      <w:r>
+        <w:t xml:space="preserve">is </w:t>
+      </w:r>
+      <w:r>
+        <w:t xml:space="preserve">located </w:t>
+      </w:r>
+      <w:r>
+        <w:t>in</w:t>
+      </w:r>
+      <w:proofErr w:type="gramEnd"/>
+      <w:r>
+        <w:t xml:space="preserve"> the </w:t>
+      </w:r>
+      <w:r>
+        <w:t>folder mar</w:t>
+      </w:r>
+      <w:r>
+        <w:t>ked as</w:t>
+      </w:r>
+      <w:r>
+        <w:t xml:space="preserve"> Main</w:t>
+      </w:r>
+      <w:r>
+        <w:t>;</w:t>
+      </w:r>
+      <w:r>
+        <w:t xml:space="preserve"> </w:t>
+      </w:r>
+      <w:r>
+        <w:t xml:space="preserve">the </w:t>
+      </w:r>
+      <w:r>
+        <w:t>cla</w:t>
+      </w:r>
+      <w:r>
+        <w:t>ss</w:t>
+      </w:r>
+      <w:r>
+        <w:t>es within are</w:t>
+      </w:r>
+      <w:r>
+        <w:t xml:space="preserve"> also or</w:t>
+      </w:r>
+      <w:r>
+        <w:t>ga</w:t>
+      </w:r>
+      <w:r>
+        <w:t>n</w:t>
+      </w:r>
+      <w:r>
+        <w:t>ise</w:t>
+      </w:r>
+      <w:r>
+        <w:t xml:space="preserve">d </w:t>
+      </w:r>
+      <w:r>
+        <w:t xml:space="preserve">in </w:t>
+      </w:r>
+      <w:r>
+        <w:t xml:space="preserve">a </w:t>
+      </w:r>
+      <w:r>
+        <w:t xml:space="preserve">package </w:t>
+      </w:r>
+      <w:r>
+        <w:t xml:space="preserve">with the </w:t>
+      </w:r>
+      <w:r>
+        <w:t>same name</w:t>
+      </w:r>
+      <w:r>
+        <w:t xml:space="preserve">. </w:t>
+      </w:r>
       <w:r>
         <w:t>The</w:t>
       </w:r>
       <w:r>
-        <w:t xml:space="preserve"> class </w:t>
+        <w:t>re a</w:t>
+      </w:r>
+      <w:r>
+        <w:t>re three</w:t>
+      </w:r>
+      <w:r>
+        <w:t xml:space="preserve"> </w:t>
+      </w:r>
+      <w:r>
+        <w:t>ma</w:t>
+      </w:r>
+      <w:r>
+        <w:t>jor cla</w:t>
+      </w:r>
+      <w:r>
+        <w:t xml:space="preserve">sses: </w:t>
       </w:r>
       <w:proofErr w:type="spellStart"/>
       <w:r>
+        <w:t>Ca</w:t>
+      </w:r>
+      <w:r>
+        <w:t>rdDeck</w:t>
+      </w:r>
+      <w:proofErr w:type="spellEnd"/>
+      <w:r>
+        <w:t>,</w:t>
+      </w:r>
+      <w:r>
+        <w:t xml:space="preserve"> </w:t>
+      </w:r>
+      <w:proofErr w:type="spellStart"/>
+      <w:r>
+        <w:t>Car</w:t>
+      </w:r>
+      <w:r>
+        <w:t>dGa</w:t>
+      </w:r>
+      <w:r>
+        <w:t>me</w:t>
+      </w:r>
+      <w:proofErr w:type="spellEnd"/>
+      <w:r>
+        <w:t xml:space="preserve"> and</w:t>
+      </w:r>
+      <w:r>
+        <w:t xml:space="preserve"> </w:t>
+      </w:r>
+      <w:r>
+        <w:t>P</w:t>
+      </w:r>
+      <w:r>
+        <w:t>layer</w:t>
+      </w:r>
+      <w:r>
+        <w:t xml:space="preserve">, </w:t>
+      </w:r>
+      <w:r>
+        <w:t>there is</w:t>
+      </w:r>
+      <w:r>
+        <w:t xml:space="preserve"> also </w:t>
+      </w:r>
+      <w:r>
+        <w:t xml:space="preserve">a </w:t>
+      </w:r>
+      <w:r>
+        <w:t xml:space="preserve">supporting </w:t>
+      </w:r>
+      <w:r>
+        <w:t xml:space="preserve">Card </w:t>
+      </w:r>
+      <w:r>
+        <w:t>cla</w:t>
+      </w:r>
+      <w:r>
+        <w:t>ss.</w:t>
+      </w:r>
+      <w:r>
+        <w:t xml:space="preserve"> </w:t>
+      </w:r>
+      <w:r>
+        <w:t xml:space="preserve"> </w:t>
+      </w:r>
+    </w:p>
+    <w:p>
+      <w:pPr>
+        <w:jc w:val="both"/>
+      </w:pPr>
+      <w:r>
+        <w:t xml:space="preserve">Card: Stores </w:t>
+      </w:r>
+      <w:r>
+        <w:t>a single card</w:t>
+      </w:r>
+      <w:r>
+        <w:t>. This is a simple class that stores a positive integer value and throws an error if an invalid value is passed (more rigorous checks are made elsewhere).</w:t>
+      </w:r>
+    </w:p>
+    <w:p>
+      <w:pPr>
+        <w:jc w:val="both"/>
+      </w:pPr>
+      <w:proofErr w:type="spellStart"/>
+      <w:r>
+        <w:t>CardDeck</w:t>
+      </w:r>
+      <w:proofErr w:type="spellEnd"/>
+      <w:r>
+        <w:t>: Implements the behaviour of the deck.</w:t>
+      </w:r>
+      <w:r>
+        <w:t xml:space="preserve"> Its primary features are a linked list storing card values </w:t>
+      </w:r>
+      <w:r>
+        <w:t>and defining FIFO behaviour. The linked l</w:t>
+      </w:r>
+      <w:r>
+        <w:t>ist was chosen because of the unpredictable size and composition of the deck</w:t>
+      </w:r>
+      <w:r>
+        <w:t xml:space="preserve">. </w:t>
+      </w:r>
+    </w:p>
+    <w:p>
+      <w:pPr>
+        <w:jc w:val="both"/>
+      </w:pPr>
+      <w:r>
+        <w:t>To define the FIFO behaviour of the deck</w:t>
+      </w:r>
+      <w:r>
+        <w:t>,</w:t>
+      </w:r>
+      <w:r>
+        <w:t xml:space="preserve"> </w:t>
+      </w:r>
+      <w:r>
+        <w:t xml:space="preserve">firstly, the linked list that stores the cards [cards] </w:t>
+      </w:r>
+      <w:r>
+        <w:t>has been made private</w:t>
+      </w:r>
+      <w:r>
+        <w:t>. Additionally,</w:t>
+      </w:r>
+      <w:r>
+        <w:t xml:space="preserve"> the function that returns the cards </w:t>
+      </w:r>
+      <w:r>
+        <w:t>i</w:t>
+      </w:r>
+      <w:r>
+        <w:t xml:space="preserve">n the deck </w:t>
+      </w:r>
+      <w:r>
+        <w:t>[</w:t>
+      </w:r>
+      <w:proofErr w:type="spellStart"/>
+      <w:r>
+        <w:t>getCards</w:t>
+      </w:r>
+      <w:proofErr w:type="spellEnd"/>
+      <w:r>
+        <w:t xml:space="preserve">] returns a copy of [cards] </w:t>
+      </w:r>
+      <w:r>
+        <w:t xml:space="preserve">instead of passing a reference to prevent changes </w:t>
+      </w:r>
+      <w:r>
+        <w:t>from being</w:t>
+      </w:r>
+      <w:r>
+        <w:t xml:space="preserve"> made by accident b</w:t>
+      </w:r>
+      <w:r>
+        <w:t xml:space="preserve">y other classes. </w:t>
+      </w:r>
+      <w:r>
+        <w:t>Further, cards can only be added or removed from [cards] with the use of the functions [</w:t>
+      </w:r>
+      <w:proofErr w:type="spellStart"/>
+      <w:r>
+        <w:t>drawFromTop</w:t>
+      </w:r>
+      <w:proofErr w:type="spellEnd"/>
+      <w:r>
+        <w:t>]</w:t>
+      </w:r>
+      <w:r>
+        <w:t xml:space="preserve"> and [</w:t>
+      </w:r>
+      <w:proofErr w:type="spellStart"/>
+      <w:r>
+        <w:t>addToBottom</w:t>
+      </w:r>
+      <w:proofErr w:type="spellEnd"/>
+      <w:r>
+        <w:t>]</w:t>
+      </w:r>
+      <w:r>
+        <w:t>,</w:t>
+      </w:r>
+      <w:r>
+        <w:t xml:space="preserve"> which</w:t>
+      </w:r>
+      <w:r>
+        <w:t>,</w:t>
+      </w:r>
+      <w:r>
+        <w:t xml:space="preserve"> as their </w:t>
+      </w:r>
+      <w:r>
+        <w:t>names imply,</w:t>
+      </w:r>
+      <w:r>
+        <w:t xml:space="preserve"> </w:t>
+      </w:r>
+      <w:r>
+        <w:t>remove a card from the top (</w:t>
+      </w:r>
+      <w:r>
+        <w:t xml:space="preserve">the </w:t>
+      </w:r>
+      <w:r>
+        <w:t xml:space="preserve"> </w:t>
+      </w:r>
+      <w:r>
+        <w:t xml:space="preserve"> </w:t>
+      </w:r>
+      <w:r>
+        <w:t>fron</w:t>
+      </w:r>
+      <w:r>
+        <w:t>t of t</w:t>
+      </w:r>
+      <w:r>
+        <w:t>he li</w:t>
+      </w:r>
+      <w:r>
+        <w:t>n</w:t>
+      </w:r>
+      <w:r>
+        <w:t>ked l</w:t>
+      </w:r>
+      <w:r>
+        <w:t>ist</w:t>
+      </w:r>
+      <w:r>
+        <w:t xml:space="preserve">) </w:t>
+      </w:r>
+      <w:r>
+        <w:t>and a</w:t>
+      </w:r>
+      <w:r>
+        <w:t>dd a ca</w:t>
+      </w:r>
+      <w:r>
+        <w:t>r</w:t>
+      </w:r>
+      <w:r>
+        <w:t>d to t</w:t>
+      </w:r>
+      <w:r>
+        <w:t xml:space="preserve">he </w:t>
+      </w:r>
+      <w:r>
+        <w:t>ba</w:t>
+      </w:r>
+      <w:r>
+        <w:t>ck of t</w:t>
+      </w:r>
+      <w:r>
+        <w:t>he li</w:t>
+      </w:r>
+      <w:r>
+        <w:t>nked l</w:t>
+      </w:r>
+      <w:r>
+        <w:t>ist</w:t>
+      </w:r>
+      <w:r>
+        <w:t>.</w:t>
+      </w:r>
+      <w:r>
+        <w:t xml:space="preserve"> D</w:t>
+      </w:r>
+      <w:r>
+        <w:t>ue t</w:t>
+      </w:r>
+      <w:r>
+        <w:t xml:space="preserve">o </w:t>
+      </w:r>
+      <w:r>
+        <w:t>[</w:t>
+      </w:r>
+      <w:proofErr w:type="spellStart"/>
+      <w:r>
+        <w:t>d</w:t>
+      </w:r>
+      <w:r>
+        <w:t>raw</w:t>
+      </w:r>
+      <w:r>
+        <w:t>FromT</w:t>
+      </w:r>
+      <w:r>
+        <w:t>op</w:t>
+      </w:r>
+      <w:proofErr w:type="spellEnd"/>
+      <w:r>
+        <w:t>]</w:t>
+      </w:r>
+      <w:r>
+        <w:t xml:space="preserve"> </w:t>
+      </w:r>
+      <w:r>
+        <w:t>potentially g</w:t>
+      </w:r>
+      <w:r>
+        <w:t>enerati</w:t>
+      </w:r>
+      <w:r>
+        <w:t>ng an</w:t>
+      </w:r>
+      <w:r>
+        <w:t xml:space="preserve"> error</w:t>
+      </w:r>
+      <w:r>
+        <w:t xml:space="preserve"> (</w:t>
+      </w:r>
+      <w:r>
+        <w:t>t</w:t>
+      </w:r>
+      <w:r>
+        <w:t>he de</w:t>
+      </w:r>
+      <w:r>
+        <w:t>ck</w:t>
+      </w:r>
+      <w:r>
+        <w:t xml:space="preserve"> migh</w:t>
+      </w:r>
+      <w:r>
+        <w:t>t be</w:t>
+      </w:r>
+      <w:r>
+        <w:t xml:space="preserve"> </w:t>
+      </w:r>
+      <w:r>
+        <w:t>empt</w:t>
+      </w:r>
+      <w:r>
+        <w:t>y</w:t>
+      </w:r>
+      <w:r>
+        <w:t>)</w:t>
+      </w:r>
+      <w:r>
+        <w:t xml:space="preserve"> </w:t>
+      </w:r>
+      <w:r>
+        <w:t>the</w:t>
+      </w:r>
+      <w:r>
+        <w:t>re is a s</w:t>
+      </w:r>
+      <w:r>
+        <w:t xml:space="preserve">imple </w:t>
+      </w:r>
+      <w:r>
+        <w:t>c</w:t>
+      </w:r>
+      <w:r>
+        <w:t xml:space="preserve">heck </w:t>
+      </w:r>
+      <w:r>
+        <w:t xml:space="preserve">to see if </w:t>
+      </w:r>
+      <w:r>
+        <w:t>the list is em</w:t>
+      </w:r>
+      <w:r>
+        <w:t xml:space="preserve">pty </w:t>
+      </w:r>
+      <w:r>
+        <w:t xml:space="preserve">and </w:t>
+      </w:r>
+      <w:r>
+        <w:t>a null v</w:t>
+      </w:r>
+      <w:r>
+        <w:t xml:space="preserve">alue </w:t>
+      </w:r>
+      <w:r>
+        <w:t xml:space="preserve">will be </w:t>
+      </w:r>
+      <w:r>
+        <w:t>re</w:t>
+      </w:r>
+      <w:r>
+        <w:t>turne</w:t>
+      </w:r>
+      <w:r>
+        <w:t>d</w:t>
+      </w:r>
+      <w:r>
+        <w:t xml:space="preserve"> </w:t>
+      </w:r>
+      <w:r>
+        <w:t>if tha</w:t>
+      </w:r>
+      <w:r>
+        <w:t>t</w:t>
+      </w:r>
+      <w:r>
+        <w:t xml:space="preserve"> is the </w:t>
+      </w:r>
+      <w:r>
+        <w:t>ca</w:t>
+      </w:r>
+      <w:r>
+        <w:t>se</w:t>
+      </w:r>
+      <w:r>
+        <w:t>.</w:t>
+      </w:r>
+    </w:p>
+    <w:p>
+      <w:pPr>
+        <w:jc w:val="both"/>
+      </w:pPr>
+      <w:r>
+        <w:t>Pl</w:t>
+      </w:r>
+      <w:r>
+        <w:t>ayer</w:t>
+      </w:r>
+      <w:r>
+        <w:t xml:space="preserve">: </w:t>
+      </w:r>
+      <w:r>
+        <w:t>Def</w:t>
+      </w:r>
+      <w:r>
+        <w:t>ine</w:t>
+      </w:r>
+      <w:r>
+        <w:t>s the</w:t>
+      </w:r>
+      <w:r>
+        <w:t xml:space="preserve"> beha</w:t>
+      </w:r>
+      <w:r>
+        <w:t>vio</w:t>
+      </w:r>
+      <w:r>
+        <w:t>ur of a</w:t>
+      </w:r>
+      <w:r>
+        <w:t xml:space="preserve"> singl</w:t>
+      </w:r>
+      <w:r>
+        <w:t>e player</w:t>
+      </w:r>
+      <w:r>
+        <w:t>.</w:t>
+      </w:r>
+      <w:r>
+        <w:t xml:space="preserve"> </w:t>
+      </w:r>
+      <w:r>
+        <w:t>T</w:t>
+      </w:r>
+      <w:r>
+        <w:t>h</w:t>
+      </w:r>
+      <w:r>
+        <w:t xml:space="preserve">e player’s main gameplay loop is contained within </w:t>
+      </w:r>
+      <w:r>
+        <w:t xml:space="preserve">a function designed for multithreading </w:t>
+      </w:r>
+      <w:r>
+        <w:t>[run]</w:t>
+      </w:r>
+      <w:r>
+        <w:t xml:space="preserve">. </w:t>
+      </w:r>
+    </w:p>
+    <w:p>
+      <w:pPr>
+        <w:jc w:val="both"/>
+      </w:pPr>
+      <w:r>
+        <w:t>The player’s hand</w:t>
+      </w:r>
+      <w:r>
+        <w:t xml:space="preserve"> is stored as an array due to its required fixed size of 4 cards</w:t>
+      </w:r>
+      <w:r>
+        <w:t xml:space="preserve">. </w:t>
+      </w:r>
+      <w:r>
+        <w:t>Additionally,</w:t>
+      </w:r>
+      <w:r>
+        <w:t xml:space="preserve"> after cards are dealt the only changed that are made to the hand </w:t>
+      </w:r>
+      <w:r>
+        <w:t>are made by an atomic draw and discard action.</w:t>
+      </w:r>
+    </w:p>
+    <w:p>
+      <w:pPr>
+        <w:jc w:val="both"/>
+      </w:pPr>
+      <w:r>
+        <w:t xml:space="preserve">The Player is given instances of </w:t>
+      </w:r>
+      <w:r>
+        <w:t>the deck to his left (to draw from) and to his right (to discard to)</w:t>
+      </w:r>
+      <w:r>
+        <w:t>, as per the specifications.  T</w:t>
+      </w:r>
+      <w:r>
+        <w:t>o avoid competitions for resources these decks are accessed only with a</w:t>
+      </w:r>
+      <w:r>
+        <w:t xml:space="preserve"> synchronised</w:t>
+      </w:r>
+      <w:r>
+        <w:t xml:space="preserve"> atomic function</w:t>
+      </w:r>
+      <w:r>
+        <w:t xml:space="preserve"> which will </w:t>
+      </w:r>
+      <w:r>
+        <w:t>draw and discard the cards</w:t>
+      </w:r>
+      <w:r>
+        <w:t xml:space="preserve"> as a single action</w:t>
+      </w:r>
+      <w:r>
+        <w:t xml:space="preserve">. </w:t>
+      </w:r>
+      <w:r>
+        <w:t xml:space="preserve">To further </w:t>
+      </w:r>
+      <w:r>
+        <w:t xml:space="preserve">mitigate </w:t>
+      </w:r>
+      <w:r>
+        <w:t xml:space="preserve">against competition for resources this function </w:t>
+      </w:r>
+      <w:r>
+        <w:t>immediately ended if the draw actions could not be performed</w:t>
+      </w:r>
+      <w:r>
+        <w:t>, t</w:t>
+      </w:r>
+      <w:r>
+        <w:t xml:space="preserve">his allows for other players to </w:t>
+      </w:r>
+      <w:r>
+        <w:t>draw and discard instead.</w:t>
+      </w:r>
+    </w:p>
+    <w:p>
+      <w:pPr>
+        <w:jc w:val="both"/>
+      </w:pPr>
+      <w:r>
+        <w:t xml:space="preserve"> </w:t>
+      </w:r>
+      <w:r>
+        <w:t xml:space="preserve">Another shared resource is an </w:t>
+      </w:r>
+      <w:proofErr w:type="spellStart"/>
+      <w:r>
+        <w:t>AtomicInteger</w:t>
+      </w:r>
+      <w:proofErr w:type="spellEnd"/>
+      <w:r>
+        <w:t xml:space="preserve"> which acts as a win condition marker. This </w:t>
+      </w:r>
+      <w:r>
+        <w:t>was chosen due to that structure providing a simple</w:t>
+      </w:r>
+      <w:r>
+        <w:t xml:space="preserve"> test to see if any player has won (a comparison against the default value) and to identify the player that has won (by changing its value to the player’s id).</w:t>
+      </w:r>
+      <w:r>
+        <w:t xml:space="preserve"> </w:t>
+      </w:r>
+      <w:r>
+        <w:t>Additionally,</w:t>
+      </w:r>
+      <w:r>
+        <w:t xml:space="preserve"> the atomic nature of the variable ensures that it is thread safe. </w:t>
+      </w:r>
+      <w:r>
+        <w:t>In addition to this (and to prevent two players from claiming a win)</w:t>
+      </w:r>
+      <w:r>
+        <w:t xml:space="preserve"> the variable is only changed with a synchronised function</w:t>
+      </w:r>
+      <w:r>
+        <w:t>.</w:t>
+      </w:r>
+    </w:p>
+    <w:p>
+      <w:pPr>
+        <w:jc w:val="both"/>
+      </w:pPr>
+      <w:r>
+        <w:t xml:space="preserve">The class uses the method suggested by the specification to determine which card to discard and which card to keep (i.e., a random </w:t>
+      </w:r>
+      <w:r>
+        <w:t>card not of the preferred denomination</w:t>
+      </w:r>
+      <w:r>
+        <w:t>).</w:t>
+      </w:r>
+    </w:p>
+    <w:p>
+      <w:pPr>
+        <w:jc w:val="both"/>
+      </w:pPr>
+      <w:r>
+        <w:t xml:space="preserve">To avoid the issues that might arise with file writing in a </w:t>
+      </w:r>
+      <w:r>
+        <w:t xml:space="preserve">multithreading </w:t>
+      </w:r>
+      <w:r>
+        <w:t>environment the program does not write to a file concurrently with the actions taken. Rather a log of all actions is stored in a String, which is only written to a file at the end of the game.</w:t>
+      </w:r>
+    </w:p>
+    <w:p>
+      <w:pPr>
+        <w:jc w:val="both"/>
+      </w:pPr>
+    </w:p>
+    <w:p>
+      <w:pPr>
+        <w:jc w:val="both"/>
+      </w:pPr>
+    </w:p>
+    <w:p>
+      <w:pPr>
+        <w:jc w:val="both"/>
+      </w:pPr>
+    </w:p>
+    <w:p>
+      <w:pPr>
+        <w:jc w:val="both"/>
+      </w:pPr>
+      <w:proofErr w:type="spellStart"/>
+      <w:r>
+        <w:lastRenderedPageBreak/>
         <w:t>CardGame</w:t>
       </w:r>
       <w:proofErr w:type="spellEnd"/>
       <w:r>
+        <w:t xml:space="preserve">: This class </w:t>
+      </w:r>
+      <w:r>
+        <w:t xml:space="preserve">acts as the main executable part of the overall program. It </w:t>
+      </w:r>
+      <w:r>
+        <w:t>brings all classes together</w:t>
+      </w:r>
+      <w:r>
+        <w:t xml:space="preserve"> into a coherent multi player game.</w:t>
+      </w:r>
+    </w:p>
+    <w:p>
+      <w:pPr>
+        <w:jc w:val="both"/>
+      </w:pPr>
+      <w:r>
+        <w:t>To account for the potential irregular input of both players and the pack files th</w:t>
+      </w:r>
+      <w:r>
+        <w:t xml:space="preserve">e functions on this class are coded defensively and </w:t>
+      </w:r>
+      <w:r>
+        <w:t>will only proceed if a valid input is given.</w:t>
+      </w:r>
+      <w:r>
+        <w:t xml:space="preserve"> For example, there are extensive checks for invalid input from the pack.</w:t>
+      </w:r>
+    </w:p>
+    <w:p>
+      <w:pPr>
+        <w:jc w:val="both"/>
+      </w:pPr>
+      <w:r>
+        <w:t>The pack structure defined in the specification is only present in this class</w:t>
+      </w:r>
+      <w:r>
+        <w:t xml:space="preserve"> as a list of cards due to its limited use thought the program.</w:t>
+      </w:r>
+    </w:p>
+    <w:p>
+      <w:pPr>
+        <w:jc w:val="both"/>
+      </w:pPr>
+      <w:r>
+        <w:t xml:space="preserve">The function responsible </w:t>
+      </w:r>
+      <w:r>
+        <w:t>of implementing the overall main gameplay loop is [play]</w:t>
+      </w:r>
+      <w:r>
+        <w:t>, this</w:t>
+      </w:r>
+      <w:r>
+        <w:t xml:space="preserve"> class implements the pregame preparations defined in the specifications</w:t>
+      </w:r>
+      <w:r>
+        <w:t xml:space="preserve"> (e.g.:</w:t>
+      </w:r>
+      <w:r>
+        <w:t xml:space="preserve"> dealing the cards in a round robin fashion, first for the players then the decks</w:t>
+      </w:r>
+      <w:r>
+        <w:t>)</w:t>
+      </w:r>
+      <w:r>
+        <w:t>.</w:t>
+      </w:r>
+      <w:r>
+        <w:t xml:space="preserve"> This function will then </w:t>
+      </w:r>
+      <w:r>
+        <w:t xml:space="preserve">initialise and contain </w:t>
+      </w:r>
+      <w:proofErr w:type="gramStart"/>
+      <w:r>
+        <w:t>all of</w:t>
+      </w:r>
+      <w:proofErr w:type="gramEnd"/>
+      <w:r>
+        <w:t xml:space="preserve"> the player threads and only proceed once all threads have finished</w:t>
+      </w:r>
+      <w:r>
+        <w:t xml:space="preserve">. </w:t>
+      </w:r>
+    </w:p>
+    <w:p>
+      <w:pPr>
+        <w:jc w:val="both"/>
+      </w:pPr>
+      <w:r>
+        <w:t xml:space="preserve">After the game has ended the </w:t>
+      </w:r>
+      <w:r>
+        <w:t>final state of the decks is written to a text file.</w:t>
+      </w:r>
+    </w:p>
+    <w:p>
+      <w:pPr>
+        <w:jc w:val="both"/>
+      </w:pPr>
+    </w:p>
+    <w:p>
+      <w:pPr>
+        <w:jc w:val="both"/>
+      </w:pPr>
+    </w:p>
+    <w:p>
+      <w:pPr>
+        <w:jc w:val="both"/>
+        <w:rPr>
+          <w:b/>
+          <w:bCs/>
+        </w:rPr>
+      </w:pPr>
+      <w:r>
+        <w:rPr>
+          <w:b/>
+          <w:bCs/>
+        </w:rPr>
+        <w:t>Testing</w:t>
+      </w:r>
+    </w:p>
+    <w:p>
+      <w:pPr>
+        <w:tabs>
+          <w:tab w:val="left" w:pos="3810"/>
+        </w:tabs>
+        <w:jc w:val="both"/>
+      </w:pPr>
+      <w:r>
+        <w:t>Th</w:t>
+      </w:r>
+      <w:r>
+        <w:t>i</w:t>
+      </w:r>
+      <w:r>
+        <w:t>s</w:t>
+      </w:r>
+      <w:r>
+        <w:t xml:space="preserve"> progr</w:t>
+      </w:r>
+      <w:r>
+        <w:t>a</w:t>
+      </w:r>
+      <w:r>
+        <w:t>m has</w:t>
+      </w:r>
+      <w:r>
+        <w:t xml:space="preserve"> been </w:t>
+      </w:r>
+      <w:r>
+        <w:t>teste</w:t>
+      </w:r>
+      <w:r>
+        <w:t xml:space="preserve">d </w:t>
+      </w:r>
+      <w:r>
+        <w:t xml:space="preserve">with </w:t>
+      </w:r>
+      <w:r>
+        <w:t xml:space="preserve">JUnit </w:t>
+      </w:r>
+      <w:r>
+        <w:t xml:space="preserve">5 and </w:t>
+      </w:r>
+      <w:r>
+        <w:t>for ease of testing by examiners it can be tested in the command line with a premade Batch file.</w:t>
+      </w:r>
+    </w:p>
+    <w:p>
+      <w:pPr>
+        <w:tabs>
+          <w:tab w:val="left" w:pos="3810"/>
+        </w:tabs>
+        <w:jc w:val="both"/>
+      </w:pPr>
+    </w:p>
+    <w:p>
+      <w:pPr>
+        <w:tabs>
+          <w:tab w:val="left" w:pos="3810"/>
+        </w:tabs>
+        <w:jc w:val="both"/>
+      </w:pPr>
+      <w:r>
+        <w:t>Card: Simple test for an expected value</w:t>
+      </w:r>
+    </w:p>
+    <w:p>
+      <w:pPr>
+        <w:jc w:val="both"/>
+      </w:pPr>
+      <w:proofErr w:type="spellStart"/>
+      <w:r>
+        <w:t>CardDeck</w:t>
+      </w:r>
+      <w:proofErr w:type="spellEnd"/>
+      <w:r>
+        <w:t xml:space="preserve">: </w:t>
+      </w:r>
+      <w:r>
+        <w:t>The</w:t>
+      </w:r>
+      <w:r>
+        <w:t xml:space="preserve">re are simple tests present, however the main tests performed are concerned with the functionality of the </w:t>
+      </w:r>
+      <w:r>
+        <w:t>deck. The main tests present test the FIFO behaviour of the deck and its ability to handle multiple threads at once accessing it.</w:t>
+      </w:r>
+    </w:p>
+    <w:p>
+      <w:pPr>
+        <w:jc w:val="both"/>
+      </w:pPr>
+      <w:r>
+        <w:t xml:space="preserve">Player: </w:t>
+      </w:r>
+      <w:r>
+        <w:t>The main tests performed for this class all concern the [run] function and its associated file outputs. These tests are primarily concerned with functionality</w:t>
+      </w:r>
+      <w:r>
+        <w:t>, such as checking whether a file is created, checking whether</w:t>
+      </w:r>
+      <w:r>
+        <w:t xml:space="preserve"> its output matches an expected output given </w:t>
+      </w:r>
+      <w:proofErr w:type="gramStart"/>
+      <w:r>
+        <w:t>a number of</w:t>
+      </w:r>
+      <w:proofErr w:type="gramEnd"/>
+      <w:r>
+        <w:t xml:space="preserve"> preset conditions</w:t>
+      </w:r>
+      <w:r>
+        <w:t xml:space="preserve"> etc.</w:t>
+      </w:r>
+      <w:r>
+        <w:t xml:space="preserve"> The most important test is a test that simultaneously </w:t>
+      </w:r>
+      <w:r>
+        <w:t xml:space="preserve">tests the game’s capacity to recognise a win, to handle multiple winners and to choose </w:t>
+      </w:r>
+      <w:proofErr w:type="gramStart"/>
+      <w:r>
+        <w:t>a single one</w:t>
+      </w:r>
+      <w:proofErr w:type="gramEnd"/>
+      <w:r>
+        <w:t>.</w:t>
+      </w:r>
+    </w:p>
+    <w:p>
+      <w:pPr>
+        <w:jc w:val="both"/>
+      </w:pPr>
+      <w:proofErr w:type="spellStart"/>
+      <w:r>
+        <w:t>CardGame</w:t>
+      </w:r>
+      <w:proofErr w:type="spellEnd"/>
+      <w:r>
+        <w:t xml:space="preserve">: </w:t>
+      </w:r>
+      <w:r>
+        <w:t xml:space="preserve">There is one test concerned with the robustness of </w:t>
+      </w:r>
+      <w:r>
+        <w:t>the program’s error handling with invalid and valid files.</w:t>
+      </w:r>
+    </w:p>
+    <w:p>
+      <w:pPr>
+        <w:jc w:val="both"/>
+      </w:pPr>
+      <w:r>
+        <w:t xml:space="preserve">There are further tests </w:t>
+      </w:r>
+      <w:r>
+        <w:t xml:space="preserve">designed to see if the program behaves </w:t>
+      </w:r>
+      <w:r>
+        <w:t xml:space="preserve">in the </w:t>
+      </w:r>
+      <w:proofErr w:type="gramStart"/>
+      <w:r>
+        <w:t>manner in which</w:t>
+      </w:r>
+      <w:proofErr w:type="gramEnd"/>
+      <w:r>
+        <w:t xml:space="preserve"> it is expected. These tests include</w:t>
+      </w:r>
+      <w:r>
+        <w:t xml:space="preserve"> another immediate win test for a single player in a multithread environment, and the most important overall test</w:t>
+      </w:r>
+      <w:r>
+        <w:t>, which tests the whole game’s behaviour.</w:t>
+      </w:r>
+    </w:p>
+    <w:p>
+      <w:pPr>
+        <w:jc w:val="both"/>
+      </w:pPr>
+    </w:p>
+    <w:p>
+      <w:pPr>
+        <w:jc w:val="both"/>
+      </w:pPr>
+    </w:p>
+    <w:p>
+      <w:pPr>
+        <w:jc w:val="both"/>
+      </w:pPr>
+    </w:p>
+    <w:p>
+      <w:pPr>
+        <w:jc w:val="both"/>
+      </w:pPr>
+    </w:p>
+    <w:p>
+      <w:pPr>
+        <w:jc w:val="both"/>
+      </w:pPr>
+    </w:p>
+    <w:p>
+      <w:pPr>
+        <w:jc w:val="both"/>
+        <w:rPr>
+          <w:b/>
+          <w:bCs/>
+        </w:rPr>
+      </w:pPr>
+      <w:r>
+        <w:rPr>
+          <w:b/>
+          <w:bCs/>
+        </w:rPr>
+        <w:lastRenderedPageBreak/>
+        <w:t>Pair programming record</w:t>
+      </w:r>
+    </w:p>
+    <w:p>
+      <w:pPr>
+        <w:jc w:val="both"/>
+      </w:pPr>
+      <w:r>
+        <w:t>September</w:t>
+      </w:r>
+      <w:r>
         <w:t xml:space="preserve"> </w:t>
       </w:r>
       <w:r>
-        <w:t xml:space="preserve">implements the other classes into a </w:t>
-      </w:r>
-      <w:r>
+        <w:t>29</w:t>
+      </w:r>
+      <w:r>
+        <w:rPr>
+          <w:vertAlign w:val="superscript"/>
+        </w:rPr>
+        <w:t>th</w:t>
+      </w:r>
+      <w:r>
+        <w:t>, 1</w:t>
+      </w:r>
+      <w:r>
+        <w:t xml:space="preserve">4:30-15:30. </w:t>
+      </w:r>
+      <w:r>
+        <w:t>Initial discussions of the programs basic stru</w:t>
+      </w:r>
+      <w:r>
+        <w:t xml:space="preserve">cture and </w:t>
+      </w:r>
+      <w:r>
+        <w:t>a progression plan for the overall project is created.</w:t>
+      </w:r>
+    </w:p>
+    <w:p>
+      <w:pPr>
+        <w:jc w:val="both"/>
+      </w:pPr>
+      <w:r>
+        <w:t>October 2</w:t>
+      </w:r>
+      <w:r>
+        <w:rPr>
+          <w:vertAlign w:val="superscript"/>
+        </w:rPr>
+        <w:t>nd</w:t>
+      </w:r>
+      <w:r>
+        <w:rPr>
+          <w:vertAlign w:val="superscript"/>
+        </w:rPr>
         <w:t xml:space="preserve"> </w:t>
       </w:r>
+      <w:r>
+        <w:t>14:30-15:30</w:t>
+      </w:r>
+      <w:r>
+        <w:t>, Further</w:t>
+      </w:r>
+      <w:r>
+        <w:t xml:space="preserve"> progress </w:t>
+      </w:r>
+      <w:r>
+        <w:t xml:space="preserve">is made in designing the program. A division of labour </w:t>
+      </w:r>
+      <w:r>
+        <w:t xml:space="preserve">is made to accommodate for the </w:t>
+      </w:r>
+      <w:r>
+        <w:t>reduced communication</w:t>
+      </w:r>
+      <w:r>
+        <w:t xml:space="preserve"> predicted for the next two weeks. This division of labour came with a series of requirements set by the “navigator” to be implemented by the “driver”</w:t>
+      </w:r>
+      <w:r>
+        <w:t>, however more formal face-to-face communication was expected to be done online.</w:t>
+      </w:r>
+      <w:r>
+        <w:t xml:space="preserve"> Work was </w:t>
+      </w:r>
+      <w:r>
+        <w:t xml:space="preserve">divided as follows: Player and Card would be done by Pedro, and </w:t>
+      </w:r>
+      <w:proofErr w:type="spellStart"/>
+      <w:r>
+        <w:t>CardGame</w:t>
+      </w:r>
+      <w:proofErr w:type="spellEnd"/>
+      <w:r>
+        <w:t xml:space="preserve"> and a Deck class would be completed by Ainara</w:t>
+      </w:r>
+    </w:p>
+    <w:p>
+      <w:pPr>
+        <w:jc w:val="both"/>
+      </w:pPr>
+      <w:r>
+        <w:t xml:space="preserve">October </w:t>
+      </w:r>
+      <w:r>
+        <w:t>20</w:t>
+      </w:r>
+      <w:r>
+        <w:rPr>
+          <w:vertAlign w:val="superscript"/>
+        </w:rPr>
+        <w:t>th</w:t>
+      </w:r>
+      <w:r>
+        <w:t xml:space="preserve">, 9:00-11:00. </w:t>
+      </w:r>
+      <w:r>
+        <w:t>Extenuating circumstances have</w:t>
+      </w:r>
+      <w:r>
+        <w:t xml:space="preserve"> </w:t>
+      </w:r>
+      <w:r>
+        <w:t xml:space="preserve">hampered </w:t>
+      </w:r>
+      <w:r>
+        <w:t>our ability to communicate</w:t>
+      </w:r>
+      <w:r>
+        <w:t xml:space="preserve"> to an unforeseen degree</w:t>
+      </w:r>
+      <w:r>
+        <w:t xml:space="preserve">. Two versions of the program are created </w:t>
+      </w:r>
+      <w:r>
+        <w:t xml:space="preserve">in two different branches. </w:t>
+      </w:r>
+      <w:r>
+        <w:t xml:space="preserve">Both branches represent a </w:t>
+      </w:r>
+      <w:r>
+        <w:t xml:space="preserve">fully </w:t>
+      </w:r>
+      <w:r>
+        <w:t xml:space="preserve">functioning program. </w:t>
+      </w:r>
+      <w:r>
+        <w:t xml:space="preserve">The decision is made to apply for a mitigation </w:t>
+      </w:r>
+      <w:r>
+        <w:t>to comply with the spirit of the assignment.</w:t>
+      </w:r>
+    </w:p>
+    <w:p>
+      <w:pPr>
+        <w:jc w:val="both"/>
+      </w:pPr>
+      <w:r>
+        <w:t xml:space="preserve">This is seen in the commit marked as </w:t>
+      </w:r>
+      <w:r>
+        <w:t>[</w:t>
+      </w:r>
+      <w:proofErr w:type="spellStart"/>
+      <w:r>
+        <w:t>MyPart</w:t>
+      </w:r>
+      <w:proofErr w:type="spellEnd"/>
+      <w:r>
+        <w:t>]</w:t>
+      </w:r>
+      <w:r>
+        <w:t>.</w:t>
+      </w:r>
+    </w:p>
+    <w:p>
+      <w:pPr>
+        <w:jc w:val="both"/>
+      </w:pPr>
+      <w:r>
+        <w:t>October 21</w:t>
+      </w:r>
+      <w:r>
+        <w:rPr>
+          <w:vertAlign w:val="superscript"/>
+        </w:rPr>
+        <w:t>st</w:t>
+      </w:r>
+      <w:r>
+        <w:t xml:space="preserve">, </w:t>
+      </w:r>
+      <w:r>
+        <w:t xml:space="preserve">18:30-20:00. </w:t>
+      </w:r>
+      <w:r>
+        <w:t>Ainara</w:t>
+      </w:r>
+      <w:r>
+        <w:t xml:space="preserve"> acts as </w:t>
+      </w:r>
+      <w:r>
+        <w:t xml:space="preserve">a navigator and Pedro as the driver. </w:t>
+      </w:r>
+      <w:r>
+        <w:t>The decision is made to integrate the classes. This is done in line with the original division of labour</w:t>
+      </w:r>
+      <w:r>
+        <w:t xml:space="preserve"> with additional classes deleted by each partner. </w:t>
+      </w:r>
+      <w:r>
+        <w:t xml:space="preserve">The Player and Card classes are overhauled to work with the more comprehensive </w:t>
+      </w:r>
+      <w:proofErr w:type="spellStart"/>
+      <w:r>
+        <w:t>CardGame</w:t>
+      </w:r>
+      <w:proofErr w:type="spellEnd"/>
+      <w:r>
+        <w:t xml:space="preserve"> and </w:t>
+      </w:r>
+      <w:proofErr w:type="spellStart"/>
+      <w:r>
+        <w:t>CardDeck</w:t>
+      </w:r>
+      <w:proofErr w:type="spellEnd"/>
+      <w:r>
+        <w:t xml:space="preserve"> classes. </w:t>
+      </w:r>
+    </w:p>
+    <w:p>
+      <w:pPr>
+        <w:jc w:val="both"/>
+      </w:pPr>
+      <w:r>
+        <w:t xml:space="preserve">The merging of the two branches is seen in the </w:t>
+      </w:r>
+      <w:r>
+        <w:t xml:space="preserve">commit marked as </w:t>
+      </w:r>
+      <w:r>
+        <w:t>[</w:t>
+      </w:r>
+      <w:proofErr w:type="gramStart"/>
+      <w:r>
+        <w:t>fixed(</w:t>
+      </w:r>
+      <w:proofErr w:type="gramEnd"/>
+      <w:r>
+        <w:t>/)]</w:t>
+      </w:r>
+      <w:r>
+        <w:t xml:space="preserve">, the following overhaul can be seen in the commit marked as [Player and Card </w:t>
+      </w:r>
+      <w:r>
+        <w:t>O</w:t>
+      </w:r>
+      <w:r>
+        <w:t>verhaul]</w:t>
+      </w:r>
+      <w:r>
+        <w:t>.</w:t>
+      </w:r>
+    </w:p>
+    <w:p>
+      <w:pPr>
+        <w:jc w:val="both"/>
+      </w:pPr>
+      <w:r>
+        <w:t>Additionally, each partner will adapt</w:t>
+      </w:r>
+      <w:r>
+        <w:t xml:space="preserve"> and improve upon</w:t>
+      </w:r>
+      <w:r>
+        <w:t xml:space="preserve"> preexisting (but not </w:t>
+      </w:r>
+      <w:proofErr w:type="spellStart"/>
+      <w:r>
+        <w:t>commited</w:t>
+      </w:r>
+      <w:proofErr w:type="spellEnd"/>
+      <w:r>
+        <w:t>)</w:t>
+      </w:r>
+      <w:r>
+        <w:t xml:space="preserve"> test classes over the next day. This also includes </w:t>
+      </w:r>
+      <w:r>
+        <w:t>placing the files into a package for testing purposes.</w:t>
+      </w:r>
+    </w:p>
+    <w:p>
+      <w:pPr>
+        <w:jc w:val="both"/>
+      </w:pPr>
+      <w:r>
+        <w:t>This can best be seen in the commit marked as [</w:t>
+      </w:r>
+      <w:r>
+        <w:t>More thorough tests on Player</w:t>
+      </w:r>
+      <w:r>
+        <w:t xml:space="preserve">]. </w:t>
+      </w:r>
+    </w:p>
+    <w:p>
+      <w:pPr>
+        <w:jc w:val="both"/>
+      </w:pPr>
+      <w:r>
+        <w:t>The Final version of the code was completed after further small changes which is seen in our main submission.</w:t>
+      </w:r>
+    </w:p>
+    <w:p>
+      <w:pPr>
+        <w:jc w:val="both"/>
+      </w:pPr>
+    </w:p>
+    <w:p>
+      <w:pPr>
+        <w:jc w:val="both"/>
+      </w:pPr>
     </w:p>
     <w:sectPr>
       <w:pgSz w:w="11906" w:h="16838"/>
@@ -61,6 +1455,10 @@
     </w:sectPr>
   </w:body>
 </w:document>
+</file>
+
+<file path=word/numbering.xml><?xml version="1.0" encoding="utf-8"?>
+<w:numbering xmlns:wpc="http://schemas.microsoft.com/office/word/2010/wordprocessingCanvas" xmlns:cx="http://schemas.microsoft.com/office/drawing/2014/chartex" xmlns:cx1="http://schemas.microsoft.com/office/drawing/2015/9/8/chartex" xmlns:cx2="http://schemas.microsoft.com/office/drawing/2015/10/21/chartex" xmlns:cx3="http://schemas.microsoft.com/office/drawing/2016/5/9/chartex" xmlns:cx4="http://schemas.microsoft.com/office/drawing/2016/5/10/chartex" xmlns:cx5="http://schemas.microsoft.com/office/drawing/2016/5/11/chartex" xmlns:cx6="http://schemas.microsoft.com/office/drawing/2016/5/12/chartex" xmlns:cx7="http://schemas.microsoft.com/office/drawing/2016/5/13/chartex" xmlns:cx8="http://schemas.microsoft.com/office/drawing/2016/5/14/chartex" xmlns:mc="http://schemas.openxmlformats.org/markup-compatibility/2006" xmlns:aink="http://schemas.microsoft.com/office/drawing/2016/ink" xmlns:am3d="http://schemas.microsoft.com/office/drawing/2017/model3d" xmlns:o="urn:schemas-microsoft-com:office:office" xmlns:oel="http://schemas.microsoft.com/office/2019/extlst" xmlns:r="http://schemas.openxmlformats.org/officeDocument/2006/relationships" xmlns:m="http://schemas.openxmlformats.org/officeDocument/2006/math" xmlns:v="urn:schemas-microsoft-com:vml" xmlns:wp14="http://schemas.microsoft.com/office/word/2010/wordprocessingDrawing" xmlns:wp="http://schemas.openxmlformats.org/drawingml/2006/wordprocessingDrawing" xmlns:w10="urn:schemas-microsoft-com:office:word" xmlns:w="http://schemas.openxmlformats.org/wordprocessingml/2006/main" xmlns:w14="http://schemas.microsoft.com/office/word/2010/wordml" xmlns:w15="http://schemas.microsoft.com/office/word/2012/wordml" xmlns:w16cex="http://schemas.microsoft.com/office/word/2018/wordml/cex" xmlns:w16cid="http://schemas.microsoft.com/office/word/2016/wordml/cid" xmlns:w16="http://schemas.microsoft.com/office/word/2018/wordml" xmlns:w16du="http://schemas.microsoft.com/office/word/2023/wordml/word16du" xmlns:w16sdtdh="http://schemas.microsoft.com/office/word/2020/wordml/sdtdatahash" xmlns:w16sdtfl="http://schemas.microsoft.com/office/word/2024/wordml/sdtformatlock" xmlns:w16se="http://schemas.microsoft.com/office/word/2015/wordml/symex" xmlns:wpg="http://schemas.microsoft.com/office/word/2010/wordprocessingGroup" xmlns:wpi="http://schemas.microsoft.com/office/word/2010/wordprocessingInk" xmlns:wne="http://schemas.microsoft.com/office/word/2006/wordml" xmlns:wps="http://schemas.microsoft.com/office/word/2010/wordprocessingShape" mc:Ignorable="w14 w15 w16se w16cid w16 w16cex w16sdtdh w16sdtfl w16du wp14"/>
 </file>
 
 <file path=word/styles.xml><?xml version="1.0" encoding="utf-8"?>
@@ -666,7 +2064,6 @@
   <w:style w:type="character" w:default="1" w:styleId="DefaultParagraphFont">
     <w:name w:val="Default Paragraph Font"/>
     <w:uiPriority w:val="1"/>
-    <w:semiHidden/>
     <w:unhideWhenUsed/>
   </w:style>
   <w:style w:type="table" w:default="1" w:styleId="TableNormal">
@@ -978,6 +2375,29 @@
       <w:smallCaps/>
       <w:color w:val="0F4761" w:themeColor="accent1" w:themeShade="BF"/>
       <w:spacing w:val="5"/>
+    </w:rPr>
+  </w:style>
+  <w:style w:type="character" w:styleId="Hyperlink">
+    <w:name w:val="Hyperlink"/>
+    <w:basedOn w:val="DefaultParagraphFont"/>
+    <w:uiPriority w:val="99"/>
+    <w:unhideWhenUsed/>
+    <w:rsid w:val="00077629"/>
+    <w:rPr>
+      <w:color w:val="467886" w:themeColor="hyperlink"/>
+      <w:u w:val="single"/>
+    </w:rPr>
+  </w:style>
+  <w:style w:type="character" w:styleId="UnresolvedMention">
+    <w:name w:val="Unresolved Mention"/>
+    <w:basedOn w:val="DefaultParagraphFont"/>
+    <w:uiPriority w:val="99"/>
+    <w:semiHidden/>
+    <w:unhideWhenUsed/>
+    <w:rsid w:val="00077629"/>
+    <w:rPr>
+      <w:color w:val="605E5C"/>
+      <w:shd w:val="clear" w:color="auto" w:fill="E1DFDD"/>
     </w:rPr>
   </w:style>
 </w:styles>

--- a/WrittenReport.docx
+++ b/WrittenReport.docx
@@ -42,7 +42,6 @@
       <w:r>
         <w:t xml:space="preserve">able </w:t>
       </w:r>
-      <w:proofErr w:type="gramStart"/>
       <w:r>
         <w:t xml:space="preserve">is </w:t>
       </w:r>
@@ -52,7 +51,6 @@
       <w:r>
         <w:t>in</w:t>
       </w:r>
-      <w:proofErr w:type="gramEnd"/>
       <w:r>
         <w:t xml:space="preserve"> the </w:t>
       </w:r>
@@ -137,21 +135,18 @@
       <w:r>
         <w:t xml:space="preserve">sses: </w:t>
       </w:r>
-      <w:proofErr w:type="spellStart"/>
       <w:r>
         <w:t>Ca</w:t>
       </w:r>
       <w:r>
         <w:t>rdDeck</w:t>
       </w:r>
-      <w:proofErr w:type="spellEnd"/>
       <w:r>
         <w:t>,</w:t>
       </w:r>
       <w:r>
         <w:t xml:space="preserve"> </w:t>
       </w:r>
-      <w:proofErr w:type="spellStart"/>
       <w:r>
         <w:t>Car</w:t>
       </w:r>
@@ -161,7 +156,6 @@
       <w:r>
         <w:t>me</w:t>
       </w:r>
-      <w:proofErr w:type="spellEnd"/>
       <w:r>
         <w:t xml:space="preserve"> and</w:t>
       </w:r>
@@ -223,13 +217,8 @@
       <w:pPr>
         <w:jc w:val="both"/>
       </w:pPr>
-      <w:proofErr w:type="spellStart"/>
-      <w:r>
-        <w:t>CardDeck</w:t>
-      </w:r>
-      <w:proofErr w:type="spellEnd"/>
-      <w:r>
-        <w:t>: Implements the behaviour of the deck.</w:t>
+      <w:r>
+        <w:t>CardDeck: Implements the behaviour of the deck.</w:t>
       </w:r>
       <w:r>
         <w:t xml:space="preserve"> Its primary features are a linked list storing card values </w:t>
@@ -276,15 +265,7 @@
         <w:t xml:space="preserve">n the deck </w:t>
       </w:r>
       <w:r>
-        <w:t>[</w:t>
-      </w:r>
-      <w:proofErr w:type="spellStart"/>
-      <w:r>
-        <w:t>getCards</w:t>
-      </w:r>
-      <w:proofErr w:type="spellEnd"/>
-      <w:r>
-        <w:t xml:space="preserve">] returns a copy of [cards] </w:t>
+        <w:t xml:space="preserve">[getCards] returns a copy of [cards] </w:t>
       </w:r>
       <w:r>
         <w:t xml:space="preserve">instead of passing a reference to prevent changes </w:t>
@@ -301,572 +282,566 @@
       <w:r>
         <w:t>Further, cards can only be added or removed from [cards] with the use of the functions [</w:t>
       </w:r>
-      <w:proofErr w:type="spellStart"/>
       <w:r>
         <w:t>drawFromTop</w:t>
       </w:r>
-      <w:proofErr w:type="spellEnd"/>
       <w:r>
         <w:t>]</w:t>
       </w:r>
       <w:r>
-        <w:t xml:space="preserve"> and [</w:t>
-      </w:r>
-      <w:proofErr w:type="spellStart"/>
-      <w:r>
-        <w:t>addToBottom</w:t>
-      </w:r>
-      <w:proofErr w:type="spellEnd"/>
+        <w:t xml:space="preserve"> and [addToBottom]</w:t>
+      </w:r>
+      <w:r>
+        <w:t>,</w:t>
+      </w:r>
+      <w:r>
+        <w:t xml:space="preserve"> which</w:t>
+      </w:r>
+      <w:r>
+        <w:t>,</w:t>
+      </w:r>
+      <w:r>
+        <w:t xml:space="preserve"> as their </w:t>
+      </w:r>
+      <w:r>
+        <w:t>names imply,</w:t>
+      </w:r>
+      <w:r>
+        <w:t xml:space="preserve"> </w:t>
+      </w:r>
+      <w:r>
+        <w:t>remove a card from the top (</w:t>
+      </w:r>
+      <w:r>
+        <w:t xml:space="preserve">the </w:t>
+      </w:r>
+      <w:r>
+        <w:t xml:space="preserve"> </w:t>
+      </w:r>
+      <w:r>
+        <w:t xml:space="preserve"> </w:t>
+      </w:r>
+      <w:r>
+        <w:t>fron</w:t>
+      </w:r>
+      <w:r>
+        <w:t>t of t</w:t>
+      </w:r>
+      <w:r>
+        <w:t>he li</w:t>
+      </w:r>
+      <w:r>
+        <w:t>n</w:t>
+      </w:r>
+      <w:r>
+        <w:t>ked l</w:t>
+      </w:r>
+      <w:r>
+        <w:t>ist</w:t>
+      </w:r>
+      <w:r>
+        <w:t xml:space="preserve">) </w:t>
+      </w:r>
+      <w:r>
+        <w:t>and a</w:t>
+      </w:r>
+      <w:r>
+        <w:t>dd a ca</w:t>
+      </w:r>
+      <w:r>
+        <w:t>r</w:t>
+      </w:r>
+      <w:r>
+        <w:t>d to t</w:t>
+      </w:r>
+      <w:r>
+        <w:t xml:space="preserve">he </w:t>
+      </w:r>
+      <w:r>
+        <w:t>ba</w:t>
+      </w:r>
+      <w:r>
+        <w:t>ck of t</w:t>
+      </w:r>
+      <w:r>
+        <w:t>he li</w:t>
+      </w:r>
+      <w:r>
+        <w:t>nked l</w:t>
+      </w:r>
+      <w:r>
+        <w:t>ist</w:t>
+      </w:r>
+      <w:r>
+        <w:t>.</w:t>
+      </w:r>
+      <w:r>
+        <w:t xml:space="preserve"> D</w:t>
+      </w:r>
+      <w:r>
+        <w:t>ue t</w:t>
+      </w:r>
+      <w:r>
+        <w:t xml:space="preserve">o </w:t>
+      </w:r>
+      <w:r>
+        <w:t>[d</w:t>
+      </w:r>
+      <w:r>
+        <w:t>raw</w:t>
+      </w:r>
+      <w:r>
+        <w:t>FromT</w:t>
+      </w:r>
+      <w:r>
+        <w:t>op</w:t>
+      </w:r>
       <w:r>
         <w:t>]</w:t>
       </w:r>
       <w:r>
+        <w:t xml:space="preserve"> </w:t>
+      </w:r>
+      <w:r>
+        <w:t>potentially g</w:t>
+      </w:r>
+      <w:r>
+        <w:t>enerati</w:t>
+      </w:r>
+      <w:r>
+        <w:t>ng an</w:t>
+      </w:r>
+      <w:r>
+        <w:t xml:space="preserve"> error</w:t>
+      </w:r>
+      <w:r>
+        <w:t xml:space="preserve"> (</w:t>
+      </w:r>
+      <w:r>
+        <w:t>t</w:t>
+      </w:r>
+      <w:r>
+        <w:t>he de</w:t>
+      </w:r>
+      <w:r>
+        <w:t>ck</w:t>
+      </w:r>
+      <w:r>
+        <w:t xml:space="preserve"> migh</w:t>
+      </w:r>
+      <w:r>
+        <w:t>t be</w:t>
+      </w:r>
+      <w:r>
+        <w:t xml:space="preserve"> </w:t>
+      </w:r>
+      <w:r>
+        <w:t>empt</w:t>
+      </w:r>
+      <w:r>
+        <w:t>y</w:t>
+      </w:r>
+      <w:r>
+        <w:t>)</w:t>
+      </w:r>
+      <w:r>
+        <w:t xml:space="preserve"> </w:t>
+      </w:r>
+      <w:r>
+        <w:t>the</w:t>
+      </w:r>
+      <w:r>
+        <w:t>re is a s</w:t>
+      </w:r>
+      <w:r>
+        <w:t xml:space="preserve">imple </w:t>
+      </w:r>
+      <w:r>
+        <w:t>c</w:t>
+      </w:r>
+      <w:r>
+        <w:t xml:space="preserve">heck </w:t>
+      </w:r>
+      <w:r>
+        <w:t xml:space="preserve">to see if </w:t>
+      </w:r>
+      <w:r>
+        <w:t>the list is em</w:t>
+      </w:r>
+      <w:r>
+        <w:t xml:space="preserve">pty </w:t>
+      </w:r>
+      <w:r>
+        <w:t xml:space="preserve">and </w:t>
+      </w:r>
+      <w:r>
+        <w:t>a null v</w:t>
+      </w:r>
+      <w:r>
+        <w:t xml:space="preserve">alue </w:t>
+      </w:r>
+      <w:r>
+        <w:t xml:space="preserve">will be </w:t>
+      </w:r>
+      <w:r>
+        <w:t>re</w:t>
+      </w:r>
+      <w:r>
+        <w:t>turne</w:t>
+      </w:r>
+      <w:r>
+        <w:t>d</w:t>
+      </w:r>
+      <w:r>
+        <w:t xml:space="preserve"> </w:t>
+      </w:r>
+      <w:r>
+        <w:t>if tha</w:t>
+      </w:r>
+      <w:r>
+        <w:t>t</w:t>
+      </w:r>
+      <w:r>
+        <w:t xml:space="preserve"> is the </w:t>
+      </w:r>
+      <w:r>
+        <w:t>ca</w:t>
+      </w:r>
+      <w:r>
+        <w:t>se</w:t>
+      </w:r>
+      <w:r>
+        <w:t>.</w:t>
+      </w:r>
+    </w:p>
+    <w:p>
+      <w:pPr>
+        <w:jc w:val="both"/>
+      </w:pPr>
+      <w:r>
+        <w:t>Pl</w:t>
+      </w:r>
+      <w:r>
+        <w:t>ayer</w:t>
+      </w:r>
+      <w:r>
+        <w:t xml:space="preserve">: </w:t>
+      </w:r>
+      <w:r>
+        <w:t>Def</w:t>
+      </w:r>
+      <w:r>
+        <w:t>ine</w:t>
+      </w:r>
+      <w:r>
+        <w:t>s the</w:t>
+      </w:r>
+      <w:r>
+        <w:t xml:space="preserve"> beha</w:t>
+      </w:r>
+      <w:r>
+        <w:t>vio</w:t>
+      </w:r>
+      <w:r>
+        <w:t>ur of a</w:t>
+      </w:r>
+      <w:r>
+        <w:t xml:space="preserve"> singl</w:t>
+      </w:r>
+      <w:r>
+        <w:t>e player</w:t>
+      </w:r>
+      <w:r>
+        <w:t>.</w:t>
+      </w:r>
+      <w:r>
+        <w:t xml:space="preserve"> </w:t>
+      </w:r>
+      <w:r>
+        <w:t>T</w:t>
+      </w:r>
+      <w:r>
+        <w:t>h</w:t>
+      </w:r>
+      <w:r>
+        <w:t xml:space="preserve">e player’s main gameplay loop is contained within </w:t>
+      </w:r>
+      <w:r>
+        <w:t xml:space="preserve">a function designed for multithreading </w:t>
+      </w:r>
+      <w:r>
+        <w:t>[run]</w:t>
+      </w:r>
+      <w:r>
+        <w:t xml:space="preserve">. </w:t>
+      </w:r>
+    </w:p>
+    <w:p>
+      <w:pPr>
+        <w:jc w:val="both"/>
+      </w:pPr>
+      <w:r>
+        <w:t>The player’s hand</w:t>
+      </w:r>
+      <w:r>
+        <w:t xml:space="preserve"> is stored as an array due to its required fixed size of 4 cards</w:t>
+      </w:r>
+      <w:r>
+        <w:t xml:space="preserve">. </w:t>
+      </w:r>
+      <w:r>
+        <w:t>Additionally,</w:t>
+      </w:r>
+      <w:r>
+        <w:t xml:space="preserve"> after cards are dealt the only changed that are made to the hand </w:t>
+      </w:r>
+      <w:r>
+        <w:t>are made by an atomic draw and discard action.</w:t>
+      </w:r>
+    </w:p>
+    <w:p>
+      <w:pPr>
+        <w:jc w:val="both"/>
+      </w:pPr>
+      <w:r>
+        <w:t xml:space="preserve">The Player is given instances of </w:t>
+      </w:r>
+      <w:r>
+        <w:t>the deck to his left (to draw from) and to his right (to discard to)</w:t>
+      </w:r>
+      <w:r>
+        <w:t>, as per the specifications.  T</w:t>
+      </w:r>
+      <w:r>
+        <w:t xml:space="preserve">o avoid </w:t>
+      </w:r>
+      <w:r>
+        <w:t>competition</w:t>
+      </w:r>
+      <w:r>
+        <w:t xml:space="preserve"> for resources</w:t>
+      </w:r>
+      <w:r>
         <w:t>,</w:t>
       </w:r>
       <w:r>
-        <w:t xml:space="preserve"> which</w:t>
+        <w:t xml:space="preserve"> these decks are accessed only with a</w:t>
+      </w:r>
+      <w:r>
+        <w:t xml:space="preserve"> synchronised</w:t>
+      </w:r>
+      <w:r>
+        <w:t xml:space="preserve"> atomic function</w:t>
+      </w:r>
+      <w:r>
+        <w:t xml:space="preserve"> which will </w:t>
+      </w:r>
+      <w:r>
+        <w:t>draw and discard the cards</w:t>
+      </w:r>
+      <w:r>
+        <w:t xml:space="preserve"> as a single action</w:t>
+      </w:r>
+      <w:r>
+        <w:t xml:space="preserve">. </w:t>
+      </w:r>
+      <w:r>
+        <w:t xml:space="preserve">To further </w:t>
+      </w:r>
+      <w:r>
+        <w:t xml:space="preserve">mitigate </w:t>
+      </w:r>
+      <w:r>
+        <w:t>against competition for resources</w:t>
       </w:r>
       <w:r>
         <w:t>,</w:t>
       </w:r>
       <w:r>
-        <w:t xml:space="preserve"> as their </w:t>
-      </w:r>
-      <w:r>
-        <w:t>names imply,</w:t>
-      </w:r>
+        <w:t xml:space="preserve"> this function </w:t>
+      </w:r>
+      <w:r>
+        <w:t xml:space="preserve">immediately </w:t>
+      </w:r>
+      <w:r>
+        <w:t>ends</w:t>
+      </w:r>
+      <w:r>
+        <w:t xml:space="preserve"> if the draw actions could not be performed</w:t>
+      </w:r>
+      <w:r>
+        <w:t>, t</w:t>
+      </w:r>
+      <w:r>
+        <w:t xml:space="preserve">his allows for other players to </w:t>
+      </w:r>
+      <w:r>
+        <w:t>draw and discard instead.</w:t>
+      </w:r>
+    </w:p>
+    <w:p>
+      <w:pPr>
+        <w:jc w:val="both"/>
+      </w:pPr>
       <w:r>
         <w:t xml:space="preserve"> </w:t>
       </w:r>
       <w:r>
-        <w:t>remove a card from the top (</w:t>
-      </w:r>
-      <w:r>
-        <w:t xml:space="preserve">the </w:t>
+        <w:t xml:space="preserve">Another shared resource is an AtomicInteger which acts as a win condition marker. This </w:t>
+      </w:r>
+      <w:r>
+        <w:t>was chosen due to that structure providing a simple</w:t>
+      </w:r>
+      <w:r>
+        <w:t xml:space="preserve"> test to see if any player has won (a comparison against the default value) and to identify the player that has won (by changing its value to the player’s id).</w:t>
       </w:r>
       <w:r>
         <w:t xml:space="preserve"> </w:t>
       </w:r>
       <w:r>
-        <w:t xml:space="preserve"> </w:t>
-      </w:r>
-      <w:r>
-        <w:t>fron</w:t>
-      </w:r>
-      <w:r>
-        <w:t>t of t</w:t>
-      </w:r>
-      <w:r>
-        <w:t>he li</w:t>
-      </w:r>
-      <w:r>
-        <w:t>n</w:t>
-      </w:r>
-      <w:r>
-        <w:t>ked l</w:t>
-      </w:r>
-      <w:r>
-        <w:t>ist</w:t>
-      </w:r>
-      <w:r>
-        <w:t xml:space="preserve">) </w:t>
-      </w:r>
-      <w:r>
-        <w:t>and a</w:t>
-      </w:r>
-      <w:r>
-        <w:t>dd a ca</w:t>
-      </w:r>
-      <w:r>
-        <w:t>r</w:t>
-      </w:r>
-      <w:r>
-        <w:t>d to t</w:t>
-      </w:r>
-      <w:r>
-        <w:t xml:space="preserve">he </w:t>
-      </w:r>
-      <w:r>
-        <w:t>ba</w:t>
-      </w:r>
-      <w:r>
-        <w:t>ck of t</w:t>
-      </w:r>
-      <w:r>
-        <w:t>he li</w:t>
-      </w:r>
-      <w:r>
-        <w:t>nked l</w:t>
-      </w:r>
-      <w:r>
-        <w:t>ist</w:t>
+        <w:t>Additionally,</w:t>
+      </w:r>
+      <w:r>
+        <w:t xml:space="preserve"> the atomic nature of the variable ensures that it is thread safe. </w:t>
+      </w:r>
+      <w:r>
+        <w:t>In addition to this (and to prevent two players from claiming a win)</w:t>
+      </w:r>
+      <w:r>
+        <w:t xml:space="preserve"> the variable is only changed with a synchronised function</w:t>
       </w:r>
       <w:r>
         <w:t>.</w:t>
       </w:r>
-      <w:r>
-        <w:t xml:space="preserve"> D</w:t>
-      </w:r>
-      <w:r>
-        <w:t>ue t</w:t>
-      </w:r>
-      <w:r>
-        <w:t xml:space="preserve">o </w:t>
-      </w:r>
-      <w:r>
-        <w:t>[</w:t>
-      </w:r>
-      <w:proofErr w:type="spellStart"/>
-      <w:r>
-        <w:t>d</w:t>
-      </w:r>
-      <w:r>
-        <w:t>raw</w:t>
-      </w:r>
-      <w:r>
-        <w:t>FromT</w:t>
-      </w:r>
-      <w:r>
-        <w:t>op</w:t>
-      </w:r>
-      <w:proofErr w:type="spellEnd"/>
-      <w:r>
-        <w:t>]</w:t>
-      </w:r>
-      <w:r>
-        <w:t xml:space="preserve"> </w:t>
-      </w:r>
-      <w:r>
-        <w:t>potentially g</w:t>
-      </w:r>
-      <w:r>
-        <w:t>enerati</w:t>
-      </w:r>
-      <w:r>
-        <w:t>ng an</w:t>
-      </w:r>
-      <w:r>
-        <w:t xml:space="preserve"> error</w:t>
-      </w:r>
-      <w:r>
-        <w:t xml:space="preserve"> (</w:t>
-      </w:r>
-      <w:r>
-        <w:t>t</w:t>
-      </w:r>
-      <w:r>
-        <w:t>he de</w:t>
-      </w:r>
-      <w:r>
-        <w:t>ck</w:t>
-      </w:r>
-      <w:r>
-        <w:t xml:space="preserve"> migh</w:t>
-      </w:r>
-      <w:r>
-        <w:t>t be</w:t>
-      </w:r>
-      <w:r>
-        <w:t xml:space="preserve"> </w:t>
-      </w:r>
-      <w:r>
-        <w:t>empt</w:t>
-      </w:r>
-      <w:r>
-        <w:t>y</w:t>
+    </w:p>
+    <w:p>
+      <w:pPr>
+        <w:jc w:val="both"/>
+      </w:pPr>
+      <w:r>
+        <w:t xml:space="preserve">The class uses the method suggested by the specification to determine which card to discard and which card to keep (i.e., a random </w:t>
+      </w:r>
+      <w:r>
+        <w:t>card not of the preferred denomination</w:t>
+      </w:r>
+      <w:r>
+        <w:t>).</w:t>
+      </w:r>
+    </w:p>
+    <w:p>
+      <w:pPr>
+        <w:jc w:val="both"/>
+      </w:pPr>
+      <w:r>
+        <w:t xml:space="preserve">To avoid the issues that might arise with file writing in a </w:t>
+      </w:r>
+      <w:r>
+        <w:t xml:space="preserve">multithreading </w:t>
+      </w:r>
+      <w:r>
+        <w:t>environment the program does not write to a file concurrently with the actions taken. Rather a log of all actions is stored in a String, which is only written to a file at the end of the game.</w:t>
+      </w:r>
+    </w:p>
+    <w:p>
+      <w:pPr>
+        <w:jc w:val="both"/>
+      </w:pPr>
+    </w:p>
+    <w:p>
+      <w:pPr>
+        <w:jc w:val="both"/>
+      </w:pPr>
+    </w:p>
+    <w:p>
+      <w:pPr>
+        <w:jc w:val="both"/>
+      </w:pPr>
+    </w:p>
+    <w:p>
+      <w:pPr>
+        <w:jc w:val="both"/>
+      </w:pPr>
+      <w:r>
+        <w:lastRenderedPageBreak/>
+        <w:t xml:space="preserve">CardGame: This class </w:t>
+      </w:r>
+      <w:r>
+        <w:t xml:space="preserve">acts as the main executable part of the overall program. It </w:t>
+      </w:r>
+      <w:r>
+        <w:t>brings all classes together</w:t>
+      </w:r>
+      <w:r>
+        <w:t xml:space="preserve"> into a coherent </w:t>
+      </w:r>
+      <w:r>
+        <w:t>multiplayer</w:t>
+      </w:r>
+      <w:r>
+        <w:t xml:space="preserve"> game.</w:t>
+      </w:r>
+    </w:p>
+    <w:p>
+      <w:pPr>
+        <w:jc w:val="both"/>
+      </w:pPr>
+      <w:r>
+        <w:t>To account for the potential irregular input of both players and the pack files th</w:t>
+      </w:r>
+      <w:r>
+        <w:t xml:space="preserve">e functions on this class are coded defensively and </w:t>
+      </w:r>
+      <w:r>
+        <w:t>will only proceed if a valid input is given.</w:t>
+      </w:r>
+      <w:r>
+        <w:t xml:space="preserve"> For example, there are extensive checks for invalid input from the pack.</w:t>
+      </w:r>
+    </w:p>
+    <w:p>
+      <w:pPr>
+        <w:jc w:val="both"/>
+      </w:pPr>
+      <w:r>
+        <w:t>The pack structure defined in the specification is only present in this class</w:t>
+      </w:r>
+      <w:r>
+        <w:t xml:space="preserve"> as a list of cards due to its limited use thought the program.</w:t>
+      </w:r>
+    </w:p>
+    <w:p>
+      <w:pPr>
+        <w:jc w:val="both"/>
+      </w:pPr>
+      <w:r>
+        <w:t xml:space="preserve">The function responsible </w:t>
+      </w:r>
+      <w:r>
+        <w:t>of implementing the overall main gameplay loop is [play]</w:t>
+      </w:r>
+      <w:r>
+        <w:t>, this</w:t>
+      </w:r>
+      <w:r>
+        <w:t xml:space="preserve"> class implements the pregame preparations defined in the specifications</w:t>
+      </w:r>
+      <w:r>
+        <w:t xml:space="preserve"> (e.g.:</w:t>
+      </w:r>
+      <w:r>
+        <w:t xml:space="preserve"> dealing the cards in a round robin fashion, first for the players then the decks</w:t>
       </w:r>
       <w:r>
         <w:t>)</w:t>
       </w:r>
       <w:r>
-        <w:t xml:space="preserve"> </w:t>
-      </w:r>
-      <w:r>
-        <w:t>the</w:t>
-      </w:r>
-      <w:r>
-        <w:t>re is a s</w:t>
-      </w:r>
-      <w:r>
-        <w:t xml:space="preserve">imple </w:t>
-      </w:r>
-      <w:r>
-        <w:t>c</w:t>
-      </w:r>
-      <w:r>
-        <w:t xml:space="preserve">heck </w:t>
-      </w:r>
-      <w:r>
-        <w:t xml:space="preserve">to see if </w:t>
-      </w:r>
-      <w:r>
-        <w:t>the list is em</w:t>
-      </w:r>
-      <w:r>
-        <w:t xml:space="preserve">pty </w:t>
-      </w:r>
-      <w:r>
-        <w:t xml:space="preserve">and </w:t>
-      </w:r>
-      <w:r>
-        <w:t>a null v</w:t>
-      </w:r>
-      <w:r>
-        <w:t xml:space="preserve">alue </w:t>
-      </w:r>
-      <w:r>
-        <w:t xml:space="preserve">will be </w:t>
-      </w:r>
-      <w:r>
-        <w:t>re</w:t>
-      </w:r>
-      <w:r>
-        <w:t>turne</w:t>
-      </w:r>
-      <w:r>
-        <w:t>d</w:t>
-      </w:r>
-      <w:r>
-        <w:t xml:space="preserve"> </w:t>
-      </w:r>
-      <w:r>
-        <w:t>if tha</w:t>
-      </w:r>
-      <w:r>
-        <w:t>t</w:t>
-      </w:r>
-      <w:r>
-        <w:t xml:space="preserve"> is the </w:t>
-      </w:r>
-      <w:r>
-        <w:t>ca</w:t>
-      </w:r>
-      <w:r>
-        <w:t>se</w:t>
-      </w:r>
-      <w:r>
         <w:t>.</w:t>
       </w:r>
-    </w:p>
-    <w:p>
-      <w:pPr>
-        <w:jc w:val="both"/>
-      </w:pPr>
-      <w:r>
-        <w:t>Pl</w:t>
-      </w:r>
-      <w:r>
-        <w:t>ayer</w:t>
-      </w:r>
-      <w:r>
-        <w:t xml:space="preserve">: </w:t>
-      </w:r>
-      <w:r>
-        <w:t>Def</w:t>
-      </w:r>
-      <w:r>
-        <w:t>ine</w:t>
-      </w:r>
-      <w:r>
-        <w:t>s the</w:t>
-      </w:r>
-      <w:r>
-        <w:t xml:space="preserve"> beha</w:t>
-      </w:r>
-      <w:r>
-        <w:t>vio</w:t>
-      </w:r>
-      <w:r>
-        <w:t>ur of a</w:t>
-      </w:r>
-      <w:r>
-        <w:t xml:space="preserve"> singl</w:t>
-      </w:r>
-      <w:r>
-        <w:t>e player</w:t>
-      </w:r>
-      <w:r>
-        <w:t>.</w:t>
-      </w:r>
-      <w:r>
-        <w:t xml:space="preserve"> </w:t>
-      </w:r>
-      <w:r>
-        <w:t>T</w:t>
-      </w:r>
-      <w:r>
-        <w:t>h</w:t>
-      </w:r>
-      <w:r>
-        <w:t xml:space="preserve">e player’s main gameplay loop is contained within </w:t>
-      </w:r>
-      <w:r>
-        <w:t xml:space="preserve">a function designed for multithreading </w:t>
-      </w:r>
-      <w:r>
-        <w:t>[run]</w:t>
-      </w:r>
-      <w:r>
-        <w:t xml:space="preserve">. </w:t>
-      </w:r>
-    </w:p>
-    <w:p>
-      <w:pPr>
-        <w:jc w:val="both"/>
-      </w:pPr>
-      <w:r>
-        <w:t>The player’s hand</w:t>
-      </w:r>
-      <w:r>
-        <w:t xml:space="preserve"> is stored as an array due to its required fixed size of 4 cards</w:t>
-      </w:r>
-      <w:r>
-        <w:t xml:space="preserve">. </w:t>
-      </w:r>
-      <w:r>
-        <w:t>Additionally,</w:t>
-      </w:r>
-      <w:r>
-        <w:t xml:space="preserve"> after cards are dealt the only changed that are made to the hand </w:t>
-      </w:r>
-      <w:r>
-        <w:t>are made by an atomic draw and discard action.</w:t>
-      </w:r>
-    </w:p>
-    <w:p>
-      <w:pPr>
-        <w:jc w:val="both"/>
-      </w:pPr>
-      <w:r>
-        <w:t xml:space="preserve">The Player is given instances of </w:t>
-      </w:r>
-      <w:r>
-        <w:t>the deck to his left (to draw from) and to his right (to discard to)</w:t>
-      </w:r>
-      <w:r>
-        <w:t>, as per the specifications.  T</w:t>
-      </w:r>
-      <w:r>
-        <w:t>o avoid competitions for resources these decks are accessed only with a</w:t>
-      </w:r>
-      <w:r>
-        <w:t xml:space="preserve"> synchronised</w:t>
-      </w:r>
-      <w:r>
-        <w:t xml:space="preserve"> atomic function</w:t>
-      </w:r>
-      <w:r>
-        <w:t xml:space="preserve"> which will </w:t>
-      </w:r>
-      <w:r>
-        <w:t>draw and discard the cards</w:t>
-      </w:r>
-      <w:r>
-        <w:t xml:space="preserve"> as a single action</w:t>
-      </w:r>
-      <w:r>
-        <w:t xml:space="preserve">. </w:t>
-      </w:r>
-      <w:r>
-        <w:t xml:space="preserve">To further </w:t>
-      </w:r>
-      <w:r>
-        <w:t xml:space="preserve">mitigate </w:t>
-      </w:r>
-      <w:r>
-        <w:t xml:space="preserve">against competition for resources this function </w:t>
-      </w:r>
-      <w:r>
-        <w:t>immediately ended if the draw actions could not be performed</w:t>
-      </w:r>
-      <w:r>
-        <w:t>, t</w:t>
-      </w:r>
-      <w:r>
-        <w:t xml:space="preserve">his allows for other players to </w:t>
-      </w:r>
-      <w:r>
-        <w:t>draw and discard instead.</w:t>
-      </w:r>
-    </w:p>
-    <w:p>
-      <w:pPr>
-        <w:jc w:val="both"/>
-      </w:pPr>
-      <w:r>
-        <w:t xml:space="preserve"> </w:t>
-      </w:r>
-      <w:r>
-        <w:t xml:space="preserve">Another shared resource is an </w:t>
-      </w:r>
-      <w:proofErr w:type="spellStart"/>
-      <w:r>
-        <w:t>AtomicInteger</w:t>
-      </w:r>
-      <w:proofErr w:type="spellEnd"/>
-      <w:r>
-        <w:t xml:space="preserve"> which acts as a win condition marker. This </w:t>
-      </w:r>
-      <w:r>
-        <w:t>was chosen due to that structure providing a simple</w:t>
-      </w:r>
-      <w:r>
-        <w:t xml:space="preserve"> test to see if any player has won (a comparison against the default value) and to identify the player that has won (by changing its value to the player’s id).</w:t>
-      </w:r>
-      <w:r>
-        <w:t xml:space="preserve"> </w:t>
-      </w:r>
-      <w:r>
-        <w:t>Additionally,</w:t>
-      </w:r>
-      <w:r>
-        <w:t xml:space="preserve"> the atomic nature of the variable ensures that it is thread safe. </w:t>
-      </w:r>
-      <w:r>
-        <w:t>In addition to this (and to prevent two players from claiming a win)</w:t>
-      </w:r>
-      <w:r>
-        <w:t xml:space="preserve"> the variable is only changed with a synchronised function</w:t>
-      </w:r>
-      <w:r>
-        <w:t>.</w:t>
-      </w:r>
-    </w:p>
-    <w:p>
-      <w:pPr>
-        <w:jc w:val="both"/>
-      </w:pPr>
-      <w:r>
-        <w:t xml:space="preserve">The class uses the method suggested by the specification to determine which card to discard and which card to keep (i.e., a random </w:t>
-      </w:r>
-      <w:r>
-        <w:t>card not of the preferred denomination</w:t>
-      </w:r>
-      <w:r>
-        <w:t>).</w:t>
-      </w:r>
-    </w:p>
-    <w:p>
-      <w:pPr>
-        <w:jc w:val="both"/>
-      </w:pPr>
-      <w:r>
-        <w:t xml:space="preserve">To avoid the issues that might arise with file writing in a </w:t>
-      </w:r>
-      <w:r>
-        <w:t xml:space="preserve">multithreading </w:t>
-      </w:r>
-      <w:r>
-        <w:t>environment the program does not write to a file concurrently with the actions taken. Rather a log of all actions is stored in a String, which is only written to a file at the end of the game.</w:t>
-      </w:r>
-    </w:p>
-    <w:p>
-      <w:pPr>
-        <w:jc w:val="both"/>
-      </w:pPr>
-    </w:p>
-    <w:p>
-      <w:pPr>
-        <w:jc w:val="both"/>
-      </w:pPr>
-    </w:p>
-    <w:p>
-      <w:pPr>
-        <w:jc w:val="both"/>
-      </w:pPr>
-    </w:p>
-    <w:p>
-      <w:pPr>
-        <w:jc w:val="both"/>
-      </w:pPr>
-      <w:proofErr w:type="spellStart"/>
-      <w:r>
-        <w:lastRenderedPageBreak/>
-        <w:t>CardGame</w:t>
-      </w:r>
-      <w:proofErr w:type="spellEnd"/>
-      <w:r>
-        <w:t xml:space="preserve">: This class </w:t>
-      </w:r>
-      <w:r>
-        <w:t xml:space="preserve">acts as the main executable part of the overall program. It </w:t>
-      </w:r>
-      <w:r>
-        <w:t>brings all classes together</w:t>
-      </w:r>
-      <w:r>
-        <w:t xml:space="preserve"> into a coherent multi player game.</w:t>
-      </w:r>
-    </w:p>
-    <w:p>
-      <w:pPr>
-        <w:jc w:val="both"/>
-      </w:pPr>
-      <w:r>
-        <w:t>To account for the potential irregular input of both players and the pack files th</w:t>
-      </w:r>
-      <w:r>
-        <w:t xml:space="preserve">e functions on this class are coded defensively and </w:t>
-      </w:r>
-      <w:r>
-        <w:t>will only proceed if a valid input is given.</w:t>
-      </w:r>
-      <w:r>
-        <w:t xml:space="preserve"> For example, there are extensive checks for invalid input from the pack.</w:t>
-      </w:r>
-    </w:p>
-    <w:p>
-      <w:pPr>
-        <w:jc w:val="both"/>
-      </w:pPr>
-      <w:r>
-        <w:t>The pack structure defined in the specification is only present in this class</w:t>
-      </w:r>
-      <w:r>
-        <w:t xml:space="preserve"> as a list of cards due to its limited use thought the program.</w:t>
-      </w:r>
-    </w:p>
-    <w:p>
-      <w:pPr>
-        <w:jc w:val="both"/>
-      </w:pPr>
-      <w:r>
-        <w:t xml:space="preserve">The function responsible </w:t>
-      </w:r>
-      <w:r>
-        <w:t>of implementing the overall main gameplay loop is [play]</w:t>
-      </w:r>
-      <w:r>
-        <w:t>, this</w:t>
-      </w:r>
-      <w:r>
-        <w:t xml:space="preserve"> class implements the pregame preparations defined in the specifications</w:t>
-      </w:r>
-      <w:r>
-        <w:t xml:space="preserve"> (e.g.:</w:t>
-      </w:r>
-      <w:r>
-        <w:t xml:space="preserve"> dealing the cards in a round robin fashion, first for the players then the decks</w:t>
-      </w:r>
-      <w:r>
-        <w:t>)</w:t>
-      </w:r>
-      <w:r>
-        <w:t>.</w:t>
-      </w:r>
       <w:r>
         <w:t xml:space="preserve"> This function will then </w:t>
       </w:r>
       <w:r>
-        <w:t xml:space="preserve">initialise and contain </w:t>
-      </w:r>
-      <w:proofErr w:type="gramStart"/>
-      <w:r>
-        <w:t>all of</w:t>
-      </w:r>
-      <w:proofErr w:type="gramEnd"/>
-      <w:r>
-        <w:t xml:space="preserve"> the player threads and only proceed once all threads have finished</w:t>
+        <w:t>initialise and contain all of the player threads and only proceed once all threads have finished</w:t>
       </w:r>
       <w:r>
         <w:t xml:space="preserve">. </w:t>
@@ -979,13 +954,8 @@
       <w:pPr>
         <w:jc w:val="both"/>
       </w:pPr>
-      <w:proofErr w:type="spellStart"/>
-      <w:r>
-        <w:t>CardDeck</w:t>
-      </w:r>
-      <w:proofErr w:type="spellEnd"/>
-      <w:r>
-        <w:t xml:space="preserve">: </w:t>
+      <w:r>
+        <w:t xml:space="preserve">CardDeck: </w:t>
       </w:r>
       <w:r>
         <w:t>The</w:t>
@@ -1011,15 +981,7 @@
         <w:t>, such as checking whether a file is created, checking whether</w:t>
       </w:r>
       <w:r>
-        <w:t xml:space="preserve"> its output matches an expected output given </w:t>
-      </w:r>
-      <w:proofErr w:type="gramStart"/>
-      <w:r>
-        <w:t>a number of</w:t>
-      </w:r>
-      <w:proofErr w:type="gramEnd"/>
-      <w:r>
-        <w:t xml:space="preserve"> preset conditions</w:t>
+        <w:t xml:space="preserve"> its output matches an expected output given a number of preset conditions</w:t>
       </w:r>
       <w:r>
         <w:t xml:space="preserve"> etc.</w:t>
@@ -1028,28 +990,15 @@
         <w:t xml:space="preserve"> The most important test is a test that simultaneously </w:t>
       </w:r>
       <w:r>
-        <w:t xml:space="preserve">tests the game’s capacity to recognise a win, to handle multiple winners and to choose </w:t>
-      </w:r>
-      <w:proofErr w:type="gramStart"/>
-      <w:r>
-        <w:t>a single one</w:t>
-      </w:r>
-      <w:proofErr w:type="gramEnd"/>
-      <w:r>
-        <w:t>.</w:t>
-      </w:r>
-    </w:p>
-    <w:p>
-      <w:pPr>
-        <w:jc w:val="both"/>
-      </w:pPr>
-      <w:proofErr w:type="spellStart"/>
-      <w:r>
-        <w:t>CardGame</w:t>
-      </w:r>
-      <w:proofErr w:type="spellEnd"/>
-      <w:r>
-        <w:t xml:space="preserve">: </w:t>
+        <w:t>tests the game’s capacity to recognise a win, to handle multiple winners and to choose a single one.</w:t>
+      </w:r>
+    </w:p>
+    <w:p>
+      <w:pPr>
+        <w:jc w:val="both"/>
+      </w:pPr>
+      <w:r>
+        <w:t xml:space="preserve">CardGame: </w:t>
       </w:r>
       <w:r>
         <w:t xml:space="preserve">There is one test concerned with the robustness of </w:t>
@@ -1069,15 +1018,7 @@
         <w:t xml:space="preserve">designed to see if the program behaves </w:t>
       </w:r>
       <w:r>
-        <w:t xml:space="preserve">in the </w:t>
-      </w:r>
-      <w:proofErr w:type="gramStart"/>
-      <w:r>
-        <w:t>manner in which</w:t>
-      </w:r>
-      <w:proofErr w:type="gramEnd"/>
-      <w:r>
-        <w:t xml:space="preserve"> it is expected. These tests include</w:t>
+        <w:t>in the manner in which it is expected. These tests include</w:t>
       </w:r>
       <w:r>
         <w:t xml:space="preserve"> another immediate win test for a single player in a multithread environment, and the most important overall test</w:t>
@@ -1210,15 +1151,7 @@
         <w:t xml:space="preserve"> Work was </w:t>
       </w:r>
       <w:r>
-        <w:t xml:space="preserve">divided as follows: Player and Card would be done by Pedro, and </w:t>
-      </w:r>
-      <w:proofErr w:type="spellStart"/>
-      <w:r>
-        <w:t>CardGame</w:t>
-      </w:r>
-      <w:proofErr w:type="spellEnd"/>
-      <w:r>
-        <w:t xml:space="preserve"> and a Deck class would be completed by Ainara</w:t>
+        <w:t>divided as follows: Player and Card would be done by Pedro, and CardGame and a Deck class would be completed by Ainara</w:t>
       </w:r>
     </w:p>
     <w:p>
@@ -1287,11 +1220,9 @@
       <w:r>
         <w:t>[</w:t>
       </w:r>
-      <w:proofErr w:type="spellStart"/>
       <w:r>
         <w:t>MyPart</w:t>
       </w:r>
-      <w:proofErr w:type="spellEnd"/>
       <w:r>
         <w:t>]</w:t>
       </w:r>
@@ -1334,23 +1265,7 @@
         <w:t xml:space="preserve"> with additional classes deleted by each partner. </w:t>
       </w:r>
       <w:r>
-        <w:t xml:space="preserve">The Player and Card classes are overhauled to work with the more comprehensive </w:t>
-      </w:r>
-      <w:proofErr w:type="spellStart"/>
-      <w:r>
-        <w:t>CardGame</w:t>
-      </w:r>
-      <w:proofErr w:type="spellEnd"/>
-      <w:r>
-        <w:t xml:space="preserve"> and </w:t>
-      </w:r>
-      <w:proofErr w:type="spellStart"/>
-      <w:r>
-        <w:t>CardDeck</w:t>
-      </w:r>
-      <w:proofErr w:type="spellEnd"/>
-      <w:r>
-        <w:t xml:space="preserve"> classes. </w:t>
+        <w:t xml:space="preserve">The Player and Card classes are overhauled to work with the more comprehensive CardGame and CardDeck classes. </w:t>
       </w:r>
     </w:p>
     <w:p>
@@ -1364,15 +1279,7 @@
         <w:t xml:space="preserve">commit marked as </w:t>
       </w:r>
       <w:r>
-        <w:t>[</w:t>
-      </w:r>
-      <w:proofErr w:type="gramStart"/>
-      <w:r>
-        <w:t>fixed(</w:t>
-      </w:r>
-      <w:proofErr w:type="gramEnd"/>
-      <w:r>
-        <w:t>/)]</w:t>
+        <w:t>[fixed(/)]</w:t>
       </w:r>
       <w:r>
         <w:t xml:space="preserve">, the following overhaul can be seen in the commit marked as [Player and Card </w:t>
@@ -1400,11 +1307,9 @@
       <w:r>
         <w:t xml:space="preserve"> preexisting (but not </w:t>
       </w:r>
-      <w:proofErr w:type="spellStart"/>
       <w:r>
         <w:t>commited</w:t>
       </w:r>
-      <w:proofErr w:type="spellEnd"/>
       <w:r>
         <w:t>)</w:t>
       </w:r>
@@ -1455,10 +1360,6 @@
     </w:sectPr>
   </w:body>
 </w:document>
-</file>
-
-<file path=word/numbering.xml><?xml version="1.0" encoding="utf-8"?>
-<w:numbering xmlns:wpc="http://schemas.microsoft.com/office/word/2010/wordprocessingCanvas" xmlns:cx="http://schemas.microsoft.com/office/drawing/2014/chartex" xmlns:cx1="http://schemas.microsoft.com/office/drawing/2015/9/8/chartex" xmlns:cx2="http://schemas.microsoft.com/office/drawing/2015/10/21/chartex" xmlns:cx3="http://schemas.microsoft.com/office/drawing/2016/5/9/chartex" xmlns:cx4="http://schemas.microsoft.com/office/drawing/2016/5/10/chartex" xmlns:cx5="http://schemas.microsoft.com/office/drawing/2016/5/11/chartex" xmlns:cx6="http://schemas.microsoft.com/office/drawing/2016/5/12/chartex" xmlns:cx7="http://schemas.microsoft.com/office/drawing/2016/5/13/chartex" xmlns:cx8="http://schemas.microsoft.com/office/drawing/2016/5/14/chartex" xmlns:mc="http://schemas.openxmlformats.org/markup-compatibility/2006" xmlns:aink="http://schemas.microsoft.com/office/drawing/2016/ink" xmlns:am3d="http://schemas.microsoft.com/office/drawing/2017/model3d" xmlns:o="urn:schemas-microsoft-com:office:office" xmlns:oel="http://schemas.microsoft.com/office/2019/extlst" xmlns:r="http://schemas.openxmlformats.org/officeDocument/2006/relationships" xmlns:m="http://schemas.openxmlformats.org/officeDocument/2006/math" xmlns:v="urn:schemas-microsoft-com:vml" xmlns:wp14="http://schemas.microsoft.com/office/word/2010/wordprocessingDrawing" xmlns:wp="http://schemas.openxmlformats.org/drawingml/2006/wordprocessingDrawing" xmlns:w10="urn:schemas-microsoft-com:office:word" xmlns:w="http://schemas.openxmlformats.org/wordprocessingml/2006/main" xmlns:w14="http://schemas.microsoft.com/office/word/2010/wordml" xmlns:w15="http://schemas.microsoft.com/office/word/2012/wordml" xmlns:w16cex="http://schemas.microsoft.com/office/word/2018/wordml/cex" xmlns:w16cid="http://schemas.microsoft.com/office/word/2016/wordml/cid" xmlns:w16="http://schemas.microsoft.com/office/word/2018/wordml" xmlns:w16du="http://schemas.microsoft.com/office/word/2023/wordml/word16du" xmlns:w16sdtdh="http://schemas.microsoft.com/office/word/2020/wordml/sdtdatahash" xmlns:w16sdtfl="http://schemas.microsoft.com/office/word/2024/wordml/sdtformatlock" xmlns:w16se="http://schemas.microsoft.com/office/word/2015/wordml/symex" xmlns:wpg="http://schemas.microsoft.com/office/word/2010/wordprocessingGroup" xmlns:wpi="http://schemas.microsoft.com/office/word/2010/wordprocessingInk" xmlns:wne="http://schemas.microsoft.com/office/word/2006/wordml" xmlns:wps="http://schemas.microsoft.com/office/word/2010/wordprocessingShape" mc:Ignorable="w14 w15 w16se w16cid w16 w16cex w16sdtdh w16sdtfl w16du wp14"/>
 </file>
 
 <file path=word/styles.xml><?xml version="1.0" encoding="utf-8"?>
@@ -2064,6 +1965,7 @@
   <w:style w:type="character" w:default="1" w:styleId="DefaultParagraphFont">
     <w:name w:val="Default Paragraph Font"/>
     <w:uiPriority w:val="1"/>
+    <w:semiHidden/>
     <w:unhideWhenUsed/>
   </w:style>
   <w:style w:type="table" w:default="1" w:styleId="TableNormal">

--- a/WrittenReport.docx
+++ b/WrittenReport.docx
@@ -762,7 +762,6 @@
         <w:jc w:val="both"/>
       </w:pPr>
       <w:r>
-        <w:lastRenderedPageBreak/>
         <w:t xml:space="preserve">CardGame: This class </w:t>
       </w:r>
       <w:r>
@@ -1065,7 +1064,6 @@
           <w:b/>
           <w:bCs/>
         </w:rPr>
-        <w:lastRenderedPageBreak/>
         <w:t>Pair programming record</w:t>
       </w:r>
     </w:p>
@@ -1095,7 +1093,13 @@
         <w:t xml:space="preserve">4:30-15:30. </w:t>
       </w:r>
       <w:r>
-        <w:t>Initial discussions of the programs basic stru</w:t>
+        <w:t xml:space="preserve">Initial discussions of the </w:t>
+      </w:r>
+      <w:r>
+        <w:t>program's</w:t>
+      </w:r>
+      <w:r>
+        <w:t xml:space="preserve"> basic stru</w:t>
       </w:r>
       <w:r>
         <w:t xml:space="preserve">cture and </w:t>
@@ -1145,7 +1149,13 @@
         <w:t xml:space="preserve"> predicted for the next two weeks. This division of labour came with a series of requirements set by the “navigator” to be implemented by the “driver”</w:t>
       </w:r>
       <w:r>
-        <w:t>, however more formal face-to-face communication was expected to be done online.</w:t>
+        <w:t>, however</w:t>
+      </w:r>
+      <w:r>
+        <w:t>,</w:t>
+      </w:r>
+      <w:r>
+        <w:t xml:space="preserve"> more formal face-to-face communication was expected to be done online.</w:t>
       </w:r>
       <w:r>
         <w:t xml:space="preserve"> Work was </w:t>
